--- a/Документы/Сопроводительные документы.docx
+++ b/Документы/Сопроводительные документы.docx
@@ -450,7 +450,27 @@
           <w:szCs w:val="24"/>
           <w:lang w:eastAsia="zh-CN"/>
         </w:rPr>
-        <w:t>Студенту (ке) ____________</w:t>
+        <w:t>Студенту (</w:t>
+      </w:r>
+      <w:proofErr w:type="spellStart"/>
+      <w:r>
+        <w:rPr>
+          <w:rFonts w:ascii="Times New Roman" w:eastAsia="Times New Roman" w:hAnsi="Times New Roman" w:cs="Times New Roman"/>
+          <w:sz w:val="24"/>
+          <w:szCs w:val="24"/>
+          <w:lang w:eastAsia="zh-CN"/>
+        </w:rPr>
+        <w:t>ке</w:t>
+      </w:r>
+      <w:proofErr w:type="spellEnd"/>
+      <w:r>
+        <w:rPr>
+          <w:rFonts w:ascii="Times New Roman" w:eastAsia="Times New Roman" w:hAnsi="Times New Roman" w:cs="Times New Roman"/>
+          <w:sz w:val="24"/>
+          <w:szCs w:val="24"/>
+          <w:lang w:eastAsia="zh-CN"/>
+        </w:rPr>
+        <w:t>) ____________</w:t>
       </w:r>
       <w:r>
         <w:rPr>
@@ -869,7 +889,27 @@
           <w:szCs w:val="24"/>
           <w:lang w:eastAsia="zh-CN"/>
         </w:rPr>
-        <w:t>Секретарь ГЭК Каликинская Е.Ю._______________________</w:t>
+        <w:t xml:space="preserve">Секретарь ГЭК </w:t>
+      </w:r>
+      <w:proofErr w:type="spellStart"/>
+      <w:r>
+        <w:rPr>
+          <w:rFonts w:ascii="Times New Roman" w:eastAsia="Times New Roman" w:hAnsi="Times New Roman" w:cs="Times New Roman"/>
+          <w:sz w:val="24"/>
+          <w:szCs w:val="24"/>
+          <w:lang w:eastAsia="zh-CN"/>
+        </w:rPr>
+        <w:t>Каликинская</w:t>
+      </w:r>
+      <w:proofErr w:type="spellEnd"/>
+      <w:r>
+        <w:rPr>
+          <w:rFonts w:ascii="Times New Roman" w:eastAsia="Times New Roman" w:hAnsi="Times New Roman" w:cs="Times New Roman"/>
+          <w:sz w:val="24"/>
+          <w:szCs w:val="24"/>
+          <w:lang w:eastAsia="zh-CN"/>
+        </w:rPr>
+        <w:t xml:space="preserve"> Е.Ю._______________________</w:t>
       </w:r>
     </w:p>
     <w:p>
@@ -2090,7 +2130,107 @@
           <w:szCs w:val="24"/>
           <w:lang w:eastAsia="ru-RU"/>
         </w:rPr>
-        <w:t>Интегрированные системы проектирования и управления. SCADA : учебное пособие / Х. Н. Музипов, О. Н. Кузяков, С. А. Хохрин [и др.]. — Санкт-Петербург : Лань, 2022. — 408 с. — ISBN 978-5-8114-3265-3. — Текст : электронный // Лань : электронно-библиотечная система. — URL: https://e.lanbook.com/book/213209;</w:t>
+        <w:t xml:space="preserve">Интегрированные системы проектирования и управления. </w:t>
+      </w:r>
+      <w:proofErr w:type="gramStart"/>
+      <w:r>
+        <w:rPr>
+          <w:rFonts w:ascii="Times New Roman" w:eastAsia="Times New Roman" w:hAnsi="Times New Roman" w:cs="Times New Roman"/>
+          <w:sz w:val="24"/>
+          <w:szCs w:val="24"/>
+          <w:lang w:eastAsia="ru-RU"/>
+        </w:rPr>
+        <w:t>SCADA :</w:t>
+      </w:r>
+      <w:proofErr w:type="gramEnd"/>
+      <w:r>
+        <w:rPr>
+          <w:rFonts w:ascii="Times New Roman" w:eastAsia="Times New Roman" w:hAnsi="Times New Roman" w:cs="Times New Roman"/>
+          <w:sz w:val="24"/>
+          <w:szCs w:val="24"/>
+          <w:lang w:eastAsia="ru-RU"/>
+        </w:rPr>
+        <w:t xml:space="preserve"> учебное пособие / Х. Н. </w:t>
+      </w:r>
+      <w:proofErr w:type="spellStart"/>
+      <w:r>
+        <w:rPr>
+          <w:rFonts w:ascii="Times New Roman" w:eastAsia="Times New Roman" w:hAnsi="Times New Roman" w:cs="Times New Roman"/>
+          <w:sz w:val="24"/>
+          <w:szCs w:val="24"/>
+          <w:lang w:eastAsia="ru-RU"/>
+        </w:rPr>
+        <w:t>Музипов</w:t>
+      </w:r>
+      <w:proofErr w:type="spellEnd"/>
+      <w:r>
+        <w:rPr>
+          <w:rFonts w:ascii="Times New Roman" w:eastAsia="Times New Roman" w:hAnsi="Times New Roman" w:cs="Times New Roman"/>
+          <w:sz w:val="24"/>
+          <w:szCs w:val="24"/>
+          <w:lang w:eastAsia="ru-RU"/>
+        </w:rPr>
+        <w:t xml:space="preserve">, О. Н. </w:t>
+      </w:r>
+      <w:proofErr w:type="spellStart"/>
+      <w:r>
+        <w:rPr>
+          <w:rFonts w:ascii="Times New Roman" w:eastAsia="Times New Roman" w:hAnsi="Times New Roman" w:cs="Times New Roman"/>
+          <w:sz w:val="24"/>
+          <w:szCs w:val="24"/>
+          <w:lang w:eastAsia="ru-RU"/>
+        </w:rPr>
+        <w:t>Кузяков</w:t>
+      </w:r>
+      <w:proofErr w:type="spellEnd"/>
+      <w:r>
+        <w:rPr>
+          <w:rFonts w:ascii="Times New Roman" w:eastAsia="Times New Roman" w:hAnsi="Times New Roman" w:cs="Times New Roman"/>
+          <w:sz w:val="24"/>
+          <w:szCs w:val="24"/>
+          <w:lang w:eastAsia="ru-RU"/>
+        </w:rPr>
+        <w:t>, С. А. Хохрин [и др.]. — Санкт-</w:t>
+      </w:r>
+      <w:proofErr w:type="gramStart"/>
+      <w:r>
+        <w:rPr>
+          <w:rFonts w:ascii="Times New Roman" w:eastAsia="Times New Roman" w:hAnsi="Times New Roman" w:cs="Times New Roman"/>
+          <w:sz w:val="24"/>
+          <w:szCs w:val="24"/>
+          <w:lang w:eastAsia="ru-RU"/>
+        </w:rPr>
+        <w:t>Петербург :</w:t>
+      </w:r>
+      <w:proofErr w:type="gramEnd"/>
+      <w:r>
+        <w:rPr>
+          <w:rFonts w:ascii="Times New Roman" w:eastAsia="Times New Roman" w:hAnsi="Times New Roman" w:cs="Times New Roman"/>
+          <w:sz w:val="24"/>
+          <w:szCs w:val="24"/>
+          <w:lang w:eastAsia="ru-RU"/>
+        </w:rPr>
+        <w:t xml:space="preserve"> Лань, 2022. — 408 с. — ISBN 978-5-8114-3265-3. — </w:t>
+      </w:r>
+      <w:proofErr w:type="gramStart"/>
+      <w:r>
+        <w:rPr>
+          <w:rFonts w:ascii="Times New Roman" w:eastAsia="Times New Roman" w:hAnsi="Times New Roman" w:cs="Times New Roman"/>
+          <w:sz w:val="24"/>
+          <w:szCs w:val="24"/>
+          <w:lang w:eastAsia="ru-RU"/>
+        </w:rPr>
+        <w:t>Текст :</w:t>
+      </w:r>
+      <w:proofErr w:type="gramEnd"/>
+      <w:r>
+        <w:rPr>
+          <w:rFonts w:ascii="Times New Roman" w:eastAsia="Times New Roman" w:hAnsi="Times New Roman" w:cs="Times New Roman"/>
+          <w:sz w:val="24"/>
+          <w:szCs w:val="24"/>
+          <w:lang w:eastAsia="ru-RU"/>
+        </w:rPr>
+        <w:t xml:space="preserve"> электронный // Лань : электронно-библиотечная система. — URL: https://e.lanbook.com/book/213209;</w:t>
       </w:r>
     </w:p>
     <w:p>
@@ -2119,7 +2259,67 @@
           <w:szCs w:val="24"/>
           <w:lang w:eastAsia="ru-RU"/>
         </w:rPr>
-        <w:t>Федотов, А. В. Компьютерное управление в производственных системах : Учебное пособие для вузов / А. В. Федотов, В. Г. Хомченко. — 2-е изд., стер. — Санкт-Петербург : Лань, 2021. — 620 с. — ISBN 978-5-8114-8065-4. — Текст : электронный // Лань : электронно-библиотечная система. — URL: https://e.lanbook.com/book/171424;</w:t>
+        <w:t xml:space="preserve">Федотов, А. В. Компьютерное управление в производственных </w:t>
+      </w:r>
+      <w:proofErr w:type="gramStart"/>
+      <w:r>
+        <w:rPr>
+          <w:rFonts w:ascii="Times New Roman" w:eastAsia="Times New Roman" w:hAnsi="Times New Roman" w:cs="Times New Roman"/>
+          <w:sz w:val="24"/>
+          <w:szCs w:val="24"/>
+          <w:lang w:eastAsia="ru-RU"/>
+        </w:rPr>
+        <w:t>системах :</w:t>
+      </w:r>
+      <w:proofErr w:type="gramEnd"/>
+      <w:r>
+        <w:rPr>
+          <w:rFonts w:ascii="Times New Roman" w:eastAsia="Times New Roman" w:hAnsi="Times New Roman" w:cs="Times New Roman"/>
+          <w:sz w:val="24"/>
+          <w:szCs w:val="24"/>
+          <w:lang w:eastAsia="ru-RU"/>
+        </w:rPr>
+        <w:t xml:space="preserve"> Учебное пособие для вузов / А. В. Федотов, В. Г. Хомченко. — 2-е изд., стер. — Санкт-</w:t>
+      </w:r>
+      <w:proofErr w:type="gramStart"/>
+      <w:r>
+        <w:rPr>
+          <w:rFonts w:ascii="Times New Roman" w:eastAsia="Times New Roman" w:hAnsi="Times New Roman" w:cs="Times New Roman"/>
+          <w:sz w:val="24"/>
+          <w:szCs w:val="24"/>
+          <w:lang w:eastAsia="ru-RU"/>
+        </w:rPr>
+        <w:t>Петербург :</w:t>
+      </w:r>
+      <w:proofErr w:type="gramEnd"/>
+      <w:r>
+        <w:rPr>
+          <w:rFonts w:ascii="Times New Roman" w:eastAsia="Times New Roman" w:hAnsi="Times New Roman" w:cs="Times New Roman"/>
+          <w:sz w:val="24"/>
+          <w:szCs w:val="24"/>
+          <w:lang w:eastAsia="ru-RU"/>
+        </w:rPr>
+        <w:t xml:space="preserve"> Лань, 2021. — 620 с. — ISBN 978-5-8114-8065-4. — </w:t>
+      </w:r>
+      <w:proofErr w:type="gramStart"/>
+      <w:r>
+        <w:rPr>
+          <w:rFonts w:ascii="Times New Roman" w:eastAsia="Times New Roman" w:hAnsi="Times New Roman" w:cs="Times New Roman"/>
+          <w:sz w:val="24"/>
+          <w:szCs w:val="24"/>
+          <w:lang w:eastAsia="ru-RU"/>
+        </w:rPr>
+        <w:t>Текст :</w:t>
+      </w:r>
+      <w:proofErr w:type="gramEnd"/>
+      <w:r>
+        <w:rPr>
+          <w:rFonts w:ascii="Times New Roman" w:eastAsia="Times New Roman" w:hAnsi="Times New Roman" w:cs="Times New Roman"/>
+          <w:sz w:val="24"/>
+          <w:szCs w:val="24"/>
+          <w:lang w:eastAsia="ru-RU"/>
+        </w:rPr>
+        <w:t xml:space="preserve"> электронный // Лань : электронно-библиотечная система. — URL: https://e.lanbook.com/book/171424;</w:t>
       </w:r>
     </w:p>
     <w:p>
@@ -2148,7 +2348,47 @@
           <w:szCs w:val="24"/>
           <w:lang w:val="en-US" w:eastAsia="ru-RU"/>
         </w:rPr>
-        <w:t xml:space="preserve">Boyar, K., Pham, A., Swantek, S., Ward, G., Herman, G. Laboratory Information Management Systems (LIMS) // Cannabis Laboratory Fundamentals / ed. by S. R. Opie. — Cham : Springer, 2021. — P. 183–210. — DOI: 10.1007/978-3-030-62716-4_7. </w:t>
+        <w:t xml:space="preserve">Boyar, K., Pham, A., </w:t>
+      </w:r>
+      <w:proofErr w:type="spellStart"/>
+      <w:r>
+        <w:rPr>
+          <w:rFonts w:ascii="Times New Roman" w:eastAsia="Times New Roman" w:hAnsi="Times New Roman" w:cs="Times New Roman"/>
+          <w:sz w:val="24"/>
+          <w:szCs w:val="24"/>
+          <w:lang w:val="en-US" w:eastAsia="ru-RU"/>
+        </w:rPr>
+        <w:t>Swantek</w:t>
+      </w:r>
+      <w:proofErr w:type="spellEnd"/>
+      <w:r>
+        <w:rPr>
+          <w:rFonts w:ascii="Times New Roman" w:eastAsia="Times New Roman" w:hAnsi="Times New Roman" w:cs="Times New Roman"/>
+          <w:sz w:val="24"/>
+          <w:szCs w:val="24"/>
+          <w:lang w:val="en-US" w:eastAsia="ru-RU"/>
+        </w:rPr>
+        <w:t xml:space="preserve">, S., Ward, G., Herman, G. Laboratory Information Management Systems (LIMS) // Cannabis Laboratory Fundamentals / ed. by S. R. Opie. — </w:t>
+      </w:r>
+      <w:proofErr w:type="gramStart"/>
+      <w:r>
+        <w:rPr>
+          <w:rFonts w:ascii="Times New Roman" w:eastAsia="Times New Roman" w:hAnsi="Times New Roman" w:cs="Times New Roman"/>
+          <w:sz w:val="24"/>
+          <w:szCs w:val="24"/>
+          <w:lang w:val="en-US" w:eastAsia="ru-RU"/>
+        </w:rPr>
+        <w:t>Cham :</w:t>
+      </w:r>
+      <w:proofErr w:type="gramEnd"/>
+      <w:r>
+        <w:rPr>
+          <w:rFonts w:ascii="Times New Roman" w:eastAsia="Times New Roman" w:hAnsi="Times New Roman" w:cs="Times New Roman"/>
+          <w:sz w:val="24"/>
+          <w:szCs w:val="24"/>
+          <w:lang w:val="en-US" w:eastAsia="ru-RU"/>
+        </w:rPr>
+        <w:t xml:space="preserve"> Springer, 2021. — P. 183–210. — DOI: 10.1007/978-3-030-62716-4_7. </w:t>
       </w:r>
     </w:p>
     <w:p>
@@ -4696,96 +4936,74 @@
           <w:szCs w:val="28"/>
           <w:lang w:eastAsia="ru-RU" w:bidi="ru-RU"/>
         </w:rPr>
-        <w:t>В ходе выполнения работы был проведен анализ</w:t>
-      </w:r>
-      <w:r>
-        <w:rPr>
-          <w:rFonts w:ascii="Times New Roman" w:eastAsia="Times New Roman" w:hAnsi="Times New Roman" w:cs="Times New Roman"/>
-          <w:sz w:val="28"/>
-          <w:szCs w:val="28"/>
-          <w:lang w:eastAsia="ru-RU" w:bidi="ru-RU"/>
-        </w:rPr>
-        <w:t xml:space="preserve"> предметной области и существующих </w:t>
-      </w:r>
-      <w:r>
-        <w:rPr>
-          <w:rFonts w:ascii="Times New Roman" w:eastAsia="Times New Roman" w:hAnsi="Times New Roman" w:cs="Times New Roman"/>
-          <w:sz w:val="28"/>
-          <w:szCs w:val="28"/>
-          <w:lang w:eastAsia="ru-RU" w:bidi="ru-RU"/>
-        </w:rPr>
-        <w:t>программных решений</w:t>
-      </w:r>
-      <w:r>
-        <w:rPr>
-          <w:rFonts w:ascii="Times New Roman" w:eastAsia="Times New Roman" w:hAnsi="Times New Roman" w:cs="Times New Roman"/>
-          <w:sz w:val="28"/>
-          <w:szCs w:val="28"/>
-          <w:lang w:eastAsia="ru-RU" w:bidi="ru-RU"/>
-        </w:rPr>
-        <w:t>. На основании результатов анализа сформированы функциональные и нефункциональные</w:t>
-      </w:r>
-      <w:r>
-        <w:rPr>
-          <w:rFonts w:ascii="Times New Roman" w:eastAsia="Times New Roman" w:hAnsi="Times New Roman" w:cs="Times New Roman"/>
-          <w:sz w:val="28"/>
-          <w:szCs w:val="28"/>
-          <w:lang w:eastAsia="ru-RU" w:bidi="ru-RU"/>
-        </w:rPr>
-        <w:t xml:space="preserve"> требовани</w:t>
-      </w:r>
-      <w:r>
-        <w:rPr>
-          <w:rFonts w:ascii="Times New Roman" w:eastAsia="Times New Roman" w:hAnsi="Times New Roman" w:cs="Times New Roman"/>
-          <w:sz w:val="28"/>
-          <w:szCs w:val="28"/>
-          <w:lang w:eastAsia="ru-RU" w:bidi="ru-RU"/>
-        </w:rPr>
-        <w:t>я</w:t>
-      </w:r>
-      <w:r>
-        <w:rPr>
-          <w:rFonts w:ascii="Times New Roman" w:eastAsia="Times New Roman" w:hAnsi="Times New Roman" w:cs="Times New Roman"/>
-          <w:sz w:val="28"/>
-          <w:szCs w:val="28"/>
-          <w:lang w:eastAsia="ru-RU" w:bidi="ru-RU"/>
-        </w:rPr>
-        <w:t xml:space="preserve"> к системе</w:t>
-      </w:r>
-      <w:r>
-        <w:rPr>
-          <w:rFonts w:ascii="Times New Roman" w:eastAsia="Times New Roman" w:hAnsi="Times New Roman" w:cs="Times New Roman"/>
-          <w:sz w:val="28"/>
-          <w:szCs w:val="28"/>
-          <w:lang w:eastAsia="ru-RU" w:bidi="ru-RU"/>
-        </w:rPr>
-        <w:t>,</w:t>
-      </w:r>
-      <w:r>
-        <w:rPr>
-          <w:rFonts w:ascii="Times New Roman" w:eastAsia="Times New Roman" w:hAnsi="Times New Roman" w:cs="Times New Roman"/>
-          <w:sz w:val="28"/>
-          <w:szCs w:val="28"/>
-          <w:lang w:eastAsia="ru-RU" w:bidi="ru-RU"/>
-        </w:rPr>
-        <w:t xml:space="preserve"> построены модели процессов и потоков данных, </w:t>
-      </w:r>
-      <w:r>
-        <w:rPr>
-          <w:rFonts w:ascii="Times New Roman" w:eastAsia="Times New Roman" w:hAnsi="Times New Roman" w:cs="Times New Roman"/>
-          <w:sz w:val="28"/>
-          <w:szCs w:val="28"/>
-          <w:lang w:eastAsia="ru-RU" w:bidi="ru-RU"/>
-        </w:rPr>
-        <w:t>разработана</w:t>
-      </w:r>
-      <w:r>
-        <w:rPr>
-          <w:rFonts w:ascii="Times New Roman" w:eastAsia="Times New Roman" w:hAnsi="Times New Roman" w:cs="Times New Roman"/>
-          <w:sz w:val="28"/>
-          <w:szCs w:val="28"/>
-          <w:lang w:eastAsia="ru-RU" w:bidi="ru-RU"/>
-        </w:rPr>
+        <w:t xml:space="preserve">В рамках практической части </w:t>
+      </w:r>
+      <w:r>
+        <w:rPr>
+          <w:rFonts w:ascii="Times New Roman" w:eastAsia="Times New Roman" w:hAnsi="Times New Roman" w:cs="Times New Roman"/>
+          <w:sz w:val="28"/>
+          <w:szCs w:val="28"/>
+          <w:lang w:eastAsia="ru-RU" w:bidi="ru-RU"/>
+        </w:rPr>
+        <w:t xml:space="preserve">были разработаны механизмы индексации и </w:t>
+      </w:r>
+      <w:proofErr w:type="spellStart"/>
+      <w:r>
+        <w:rPr>
+          <w:rFonts w:ascii="Times New Roman" w:eastAsia="Times New Roman" w:hAnsi="Times New Roman" w:cs="Times New Roman"/>
+          <w:sz w:val="28"/>
+          <w:szCs w:val="28"/>
+          <w:lang w:eastAsia="ru-RU" w:bidi="ru-RU"/>
+        </w:rPr>
+        <w:t>партиционирования</w:t>
+      </w:r>
+      <w:proofErr w:type="spellEnd"/>
+      <w:r>
+        <w:rPr>
+          <w:rFonts w:ascii="Times New Roman" w:eastAsia="Times New Roman" w:hAnsi="Times New Roman" w:cs="Times New Roman"/>
+          <w:sz w:val="28"/>
+          <w:szCs w:val="28"/>
+          <w:lang w:eastAsia="ru-RU" w:bidi="ru-RU"/>
+        </w:rPr>
+        <w:t xml:space="preserve"> для эффективной работы запросов к базе данных</w:t>
+      </w:r>
+      <w:r>
+        <w:rPr>
+          <w:rFonts w:ascii="Times New Roman" w:eastAsia="Times New Roman" w:hAnsi="Times New Roman" w:cs="Times New Roman"/>
+          <w:sz w:val="28"/>
+          <w:szCs w:val="28"/>
+          <w:lang w:eastAsia="ru-RU" w:bidi="ru-RU"/>
+        </w:rPr>
+        <w:t>, асинхронного общения сервера и сервиса-эмулятора данных с помощью брокера сообщений</w:t>
+      </w:r>
+      <w:r>
+        <w:rPr>
+          <w:rFonts w:ascii="Times New Roman" w:eastAsia="Times New Roman" w:hAnsi="Times New Roman" w:cs="Times New Roman"/>
+          <w:sz w:val="28"/>
+          <w:szCs w:val="28"/>
+          <w:lang w:eastAsia="ru-RU" w:bidi="ru-RU"/>
+        </w:rPr>
+        <w:t>. Р</w:t>
+      </w:r>
+      <w:r>
+        <w:rPr>
+          <w:rFonts w:ascii="Times New Roman" w:eastAsia="Times New Roman" w:hAnsi="Times New Roman" w:cs="Times New Roman"/>
+          <w:sz w:val="28"/>
+          <w:szCs w:val="28"/>
+          <w:lang w:eastAsia="ru-RU" w:bidi="ru-RU"/>
+        </w:rPr>
+        <w:t>еализован</w:t>
+      </w:r>
+      <w:r>
+        <w:rPr>
+          <w:rFonts w:ascii="Times New Roman" w:eastAsia="Times New Roman" w:hAnsi="Times New Roman" w:cs="Times New Roman"/>
+          <w:sz w:val="28"/>
+          <w:szCs w:val="28"/>
+          <w:lang w:eastAsia="ru-RU" w:bidi="ru-RU"/>
+        </w:rPr>
+        <w:t>а</w:t>
+      </w:r>
+      <w:r>
         <w:t xml:space="preserve"> </w:t>
       </w:r>
       <w:r>
@@ -4795,43 +5013,52 @@
           <w:szCs w:val="28"/>
           <w:lang w:eastAsia="ru-RU" w:bidi="ru-RU"/>
         </w:rPr>
-        <w:t>архитектур</w:t>
-      </w:r>
-      <w:r>
-        <w:rPr>
-          <w:rFonts w:ascii="Times New Roman" w:eastAsia="Times New Roman" w:hAnsi="Times New Roman" w:cs="Times New Roman"/>
-          <w:sz w:val="28"/>
-          <w:szCs w:val="28"/>
-          <w:lang w:eastAsia="ru-RU" w:bidi="ru-RU"/>
-        </w:rPr>
-        <w:t>а</w:t>
-      </w:r>
-      <w:r>
-        <w:rPr>
-          <w:rFonts w:ascii="Times New Roman" w:eastAsia="Times New Roman" w:hAnsi="Times New Roman" w:cs="Times New Roman"/>
-          <w:sz w:val="28"/>
-          <w:szCs w:val="28"/>
-          <w:lang w:eastAsia="ru-RU" w:bidi="ru-RU"/>
-        </w:rPr>
-        <w:t xml:space="preserve"> и спроектирована </w:t>
-      </w:r>
-      <w:r>
-        <w:rPr>
-          <w:rFonts w:ascii="Times New Roman" w:eastAsia="Times New Roman" w:hAnsi="Times New Roman" w:cs="Times New Roman"/>
-          <w:sz w:val="28"/>
-          <w:szCs w:val="28"/>
-          <w:lang w:eastAsia="ru-RU" w:bidi="ru-RU"/>
-        </w:rPr>
-        <w:t>структура базы данных</w:t>
-      </w:r>
-      <w:r>
-        <w:rPr>
-          <w:rFonts w:ascii="Times New Roman" w:eastAsia="Times New Roman" w:hAnsi="Times New Roman" w:cs="Times New Roman"/>
-          <w:sz w:val="28"/>
-          <w:szCs w:val="28"/>
-          <w:lang w:eastAsia="ru-RU" w:bidi="ru-RU"/>
-        </w:rPr>
-        <w:t>.</w:t>
+        <w:t xml:space="preserve">серверная часть приложения, обеспечивающая управление </w:t>
+      </w:r>
+      <w:r>
+        <w:rPr>
+          <w:rFonts w:ascii="Times New Roman" w:eastAsia="Times New Roman" w:hAnsi="Times New Roman" w:cs="Times New Roman"/>
+          <w:sz w:val="28"/>
+          <w:szCs w:val="28"/>
+          <w:lang w:eastAsia="ru-RU" w:bidi="ru-RU"/>
+        </w:rPr>
+        <w:t>доступом к ресурсам</w:t>
+      </w:r>
+      <w:r>
+        <w:rPr>
+          <w:rFonts w:ascii="Times New Roman" w:eastAsia="Times New Roman" w:hAnsi="Times New Roman" w:cs="Times New Roman"/>
+          <w:sz w:val="28"/>
+          <w:szCs w:val="28"/>
+          <w:lang w:eastAsia="ru-RU" w:bidi="ru-RU"/>
+        </w:rPr>
+        <w:t xml:space="preserve">, </w:t>
+      </w:r>
+      <w:r>
+        <w:rPr>
+          <w:rFonts w:ascii="Times New Roman" w:eastAsia="Times New Roman" w:hAnsi="Times New Roman" w:cs="Times New Roman"/>
+          <w:sz w:val="28"/>
+          <w:szCs w:val="28"/>
+          <w:lang w:eastAsia="ru-RU" w:bidi="ru-RU"/>
+        </w:rPr>
+        <w:t xml:space="preserve">обработку пользовательских запросов, </w:t>
+      </w:r>
+      <w:r>
+        <w:rPr>
+          <w:rFonts w:ascii="Times New Roman" w:eastAsia="Times New Roman" w:hAnsi="Times New Roman" w:cs="Times New Roman"/>
+          <w:sz w:val="28"/>
+          <w:szCs w:val="28"/>
+          <w:lang w:eastAsia="ru-RU" w:bidi="ru-RU"/>
+        </w:rPr>
+        <w:t>интеграцию с внешними источниками</w:t>
+      </w:r>
+      <w:r>
+        <w:rPr>
+          <w:rFonts w:ascii="Times New Roman" w:eastAsia="Times New Roman" w:hAnsi="Times New Roman" w:cs="Times New Roman"/>
+          <w:sz w:val="28"/>
+          <w:szCs w:val="28"/>
+          <w:lang w:eastAsia="ru-RU" w:bidi="ru-RU"/>
+        </w:rPr>
+        <w:t xml:space="preserve"> и формирование отчётности. Разработана клиентская часть, предоставляющая специализированные интерфейсы для различных категорий пользователей предприятия.</w:t>
       </w:r>
     </w:p>
     <w:p>
@@ -4856,54 +5083,24 @@
           <w:szCs w:val="28"/>
           <w:lang w:eastAsia="ru-RU" w:bidi="ru-RU"/>
         </w:rPr>
-        <w:t xml:space="preserve">В рамках практической части </w:t>
-      </w:r>
-      <w:r>
-        <w:rPr>
-          <w:rFonts w:ascii="Times New Roman" w:eastAsia="Times New Roman" w:hAnsi="Times New Roman" w:cs="Times New Roman"/>
-          <w:sz w:val="28"/>
-          <w:szCs w:val="28"/>
-          <w:lang w:eastAsia="ru-RU" w:bidi="ru-RU"/>
-        </w:rPr>
-        <w:t>были разработаны механизмы индексации и партиционирования для эффективной работы запросов к базе данных</w:t>
-      </w:r>
-      <w:r>
-        <w:rPr>
-          <w:rFonts w:ascii="Times New Roman" w:eastAsia="Times New Roman" w:hAnsi="Times New Roman" w:cs="Times New Roman"/>
-          <w:sz w:val="28"/>
-          <w:szCs w:val="28"/>
-          <w:lang w:eastAsia="ru-RU" w:bidi="ru-RU"/>
-        </w:rPr>
-        <w:t>, асинхронного общения сервера и сервиса-эмулятора данных с помощью брокера сообщений</w:t>
-      </w:r>
-      <w:r>
-        <w:rPr>
-          <w:rFonts w:ascii="Times New Roman" w:eastAsia="Times New Roman" w:hAnsi="Times New Roman" w:cs="Times New Roman"/>
-          <w:sz w:val="28"/>
-          <w:szCs w:val="28"/>
-          <w:lang w:eastAsia="ru-RU" w:bidi="ru-RU"/>
-        </w:rPr>
-        <w:t>. Р</w:t>
-      </w:r>
-      <w:r>
-        <w:rPr>
-          <w:rFonts w:ascii="Times New Roman" w:eastAsia="Times New Roman" w:hAnsi="Times New Roman" w:cs="Times New Roman"/>
-          <w:sz w:val="28"/>
-          <w:szCs w:val="28"/>
-          <w:lang w:eastAsia="ru-RU" w:bidi="ru-RU"/>
-        </w:rPr>
-        <w:t>еализован</w:t>
-      </w:r>
-      <w:r>
-        <w:rPr>
-          <w:rFonts w:ascii="Times New Roman" w:eastAsia="Times New Roman" w:hAnsi="Times New Roman" w:cs="Times New Roman"/>
-          <w:sz w:val="28"/>
-          <w:szCs w:val="28"/>
-          <w:lang w:eastAsia="ru-RU" w:bidi="ru-RU"/>
-        </w:rPr>
-        <w:t>а</w:t>
-      </w:r>
-      <w:r>
+        <w:t>В результате выполнения выпускной квалификационной работы</w:t>
+      </w:r>
+      <w:r>
+        <w:rPr>
+          <w:rFonts w:ascii="Times New Roman" w:eastAsia="Times New Roman" w:hAnsi="Times New Roman" w:cs="Times New Roman"/>
+          <w:sz w:val="28"/>
+          <w:szCs w:val="28"/>
+          <w:lang w:eastAsia="ru-RU" w:bidi="ru-RU"/>
+        </w:rPr>
+        <w:t xml:space="preserve"> разработана информационная система витрины качества металла, обеспечивающая консолидацию данных, ролевую дифференциацию представления производственной информации, автоматическое обнаружение отклонений с доставкой уведомлений в режиме реального времени и генерацию PDF-отчётов по производственным партиям.</w:t>
+      </w:r>
+      <w:r>
+        <w:rPr>
+          <w:rFonts w:ascii="Times New Roman" w:eastAsia="Times New Roman" w:hAnsi="Times New Roman" w:cs="Times New Roman"/>
+          <w:sz w:val="28"/>
+          <w:szCs w:val="28"/>
+          <w:lang w:eastAsia="ru-RU" w:bidi="ru-RU"/>
+        </w:rPr>
         <w:t xml:space="preserve"> </w:t>
       </w:r>
       <w:r>
@@ -4913,52 +5110,36 @@
           <w:szCs w:val="28"/>
           <w:lang w:eastAsia="ru-RU" w:bidi="ru-RU"/>
         </w:rPr>
-        <w:t xml:space="preserve">серверная часть приложения, обеспечивающая управление </w:t>
-      </w:r>
-      <w:r>
-        <w:rPr>
-          <w:rFonts w:ascii="Times New Roman" w:eastAsia="Times New Roman" w:hAnsi="Times New Roman" w:cs="Times New Roman"/>
-          <w:sz w:val="28"/>
-          <w:szCs w:val="28"/>
-          <w:lang w:eastAsia="ru-RU" w:bidi="ru-RU"/>
-        </w:rPr>
-        <w:t>доступом к ресурсам</w:t>
-      </w:r>
-      <w:r>
-        <w:rPr>
-          <w:rFonts w:ascii="Times New Roman" w:eastAsia="Times New Roman" w:hAnsi="Times New Roman" w:cs="Times New Roman"/>
-          <w:sz w:val="28"/>
-          <w:szCs w:val="28"/>
-          <w:lang w:eastAsia="ru-RU" w:bidi="ru-RU"/>
-        </w:rPr>
-        <w:t xml:space="preserve">, </w:t>
-      </w:r>
-      <w:r>
-        <w:rPr>
-          <w:rFonts w:ascii="Times New Roman" w:eastAsia="Times New Roman" w:hAnsi="Times New Roman" w:cs="Times New Roman"/>
-          <w:sz w:val="28"/>
-          <w:szCs w:val="28"/>
-          <w:lang w:eastAsia="ru-RU" w:bidi="ru-RU"/>
-        </w:rPr>
-        <w:t xml:space="preserve">обработку пользовательских запросов, </w:t>
-      </w:r>
-      <w:r>
-        <w:rPr>
-          <w:rFonts w:ascii="Times New Roman" w:eastAsia="Times New Roman" w:hAnsi="Times New Roman" w:cs="Times New Roman"/>
-          <w:sz w:val="28"/>
-          <w:szCs w:val="28"/>
-          <w:lang w:eastAsia="ru-RU" w:bidi="ru-RU"/>
-        </w:rPr>
-        <w:t>интеграцию с внешними источниками</w:t>
-      </w:r>
-      <w:r>
-        <w:rPr>
-          <w:rFonts w:ascii="Times New Roman" w:eastAsia="Times New Roman" w:hAnsi="Times New Roman" w:cs="Times New Roman"/>
-          <w:sz w:val="28"/>
-          <w:szCs w:val="28"/>
-          <w:lang w:eastAsia="ru-RU" w:bidi="ru-RU"/>
-        </w:rPr>
-        <w:t xml:space="preserve"> и формирование отчётности. Разработана клиентская часть, предоставляющая специализированные интерфейсы для различных категорий пользователей предприятия.</w:t>
+        <w:t xml:space="preserve">Все компоненты системы </w:t>
+      </w:r>
+      <w:proofErr w:type="spellStart"/>
+      <w:r>
+        <w:rPr>
+          <w:rFonts w:ascii="Times New Roman" w:eastAsia="Times New Roman" w:hAnsi="Times New Roman" w:cs="Times New Roman"/>
+          <w:sz w:val="28"/>
+          <w:szCs w:val="28"/>
+          <w:lang w:eastAsia="ru-RU" w:bidi="ru-RU"/>
+        </w:rPr>
+        <w:t>контейнеризированы</w:t>
+      </w:r>
+      <w:proofErr w:type="spellEnd"/>
+      <w:r>
+        <w:rPr>
+          <w:rFonts w:ascii="Times New Roman" w:eastAsia="Times New Roman" w:hAnsi="Times New Roman" w:cs="Times New Roman"/>
+          <w:sz w:val="28"/>
+          <w:szCs w:val="28"/>
+          <w:lang w:eastAsia="ru-RU" w:bidi="ru-RU"/>
+        </w:rPr>
+        <w:t xml:space="preserve"> </w:t>
+      </w:r>
+      <w:r>
+        <w:rPr>
+          <w:rFonts w:ascii="Times New Roman" w:eastAsia="Times New Roman" w:hAnsi="Times New Roman" w:cs="Times New Roman"/>
+          <w:sz w:val="28"/>
+          <w:szCs w:val="28"/>
+          <w:lang w:eastAsia="ru-RU" w:bidi="ru-RU"/>
+        </w:rPr>
+        <w:t>для упрощения развертывания.</w:t>
       </w:r>
     </w:p>
     <w:p>
@@ -4973,26 +5154,17 @@
           <w:rFonts w:ascii="Times New Roman" w:eastAsia="Times New Roman" w:hAnsi="Times New Roman" w:cs="Times New Roman"/>
           <w:sz w:val="28"/>
           <w:szCs w:val="28"/>
-          <w:lang w:eastAsia="ru-RU" w:bidi="ru-RU"/>
-        </w:rPr>
-      </w:pPr>
-      <w:r>
-        <w:rPr>
-          <w:rFonts w:ascii="Times New Roman" w:eastAsia="Times New Roman" w:hAnsi="Times New Roman" w:cs="Times New Roman"/>
-          <w:sz w:val="28"/>
-          <w:szCs w:val="28"/>
-          <w:lang w:eastAsia="ru-RU" w:bidi="ru-RU"/>
-        </w:rPr>
-        <w:t>В результате выполнения выпускной квалификационной работы</w:t>
-      </w:r>
-      <w:r>
-        <w:rPr>
-          <w:rFonts w:ascii="Times New Roman" w:eastAsia="Times New Roman" w:hAnsi="Times New Roman" w:cs="Times New Roman"/>
-          <w:sz w:val="28"/>
-          <w:szCs w:val="28"/>
-          <w:lang w:eastAsia="ru-RU" w:bidi="ru-RU"/>
-        </w:rPr>
-        <w:t xml:space="preserve"> разработана информационная система витрины качества металла, обеспечивающая консолидацию данных, ролевую дифференциацию представления производственной информации, автоматическое обнаружение отклонений с доставкой уведомлений в режиме реального времени и генерацию PDF-отчётов по производственным партиям.</w:t>
+          <w:lang w:eastAsia="ru-RU"/>
+        </w:rPr>
+      </w:pPr>
+      <w:r>
+        <w:rPr>
+          <w:rFonts w:ascii="Times New Roman" w:eastAsia="Times New Roman" w:hAnsi="Times New Roman" w:cs="Times New Roman"/>
+          <w:sz w:val="28"/>
+          <w:szCs w:val="28"/>
+          <w:lang w:eastAsia="ru-RU" w:bidi="ru-RU"/>
+        </w:rPr>
+        <w:t>Для разработки программного обеспечения были использованы следующие технологии:</w:t>
       </w:r>
       <w:r>
         <w:rPr>
@@ -5003,57 +5175,205 @@
         </w:rPr>
         <w:t xml:space="preserve"> </w:t>
       </w:r>
-      <w:r>
-        <w:rPr>
-          <w:rFonts w:ascii="Times New Roman" w:eastAsia="Times New Roman" w:hAnsi="Times New Roman" w:cs="Times New Roman"/>
-          <w:sz w:val="28"/>
-          <w:szCs w:val="28"/>
-          <w:lang w:eastAsia="ru-RU" w:bidi="ru-RU"/>
-        </w:rPr>
-        <w:t xml:space="preserve">Все компоненты системы контейнеризированы </w:t>
-      </w:r>
-      <w:r>
-        <w:rPr>
-          <w:rFonts w:ascii="Times New Roman" w:eastAsia="Times New Roman" w:hAnsi="Times New Roman" w:cs="Times New Roman"/>
-          <w:sz w:val="28"/>
-          <w:szCs w:val="28"/>
-          <w:lang w:eastAsia="ru-RU" w:bidi="ru-RU"/>
-        </w:rPr>
-        <w:t>для упрощения развертывания.</w:t>
-      </w:r>
-    </w:p>
-    <w:p>
-      <w:pPr>
-        <w:widowControl w:val="0"/>
-        <w:autoSpaceDE w:val="0"/>
-        <w:autoSpaceDN w:val="0"/>
-        <w:spacing w:after="0" w:line="360" w:lineRule="auto"/>
-        <w:ind w:firstLine="709"/>
-        <w:jc w:val="both"/>
-        <w:rPr>
-          <w:rFonts w:ascii="Times New Roman" w:eastAsia="Times New Roman" w:hAnsi="Times New Roman" w:cs="Times New Roman"/>
-          <w:sz w:val="28"/>
-          <w:szCs w:val="28"/>
-          <w:lang w:eastAsia="ru-RU"/>
-        </w:rPr>
-      </w:pPr>
-      <w:r>
-        <w:rPr>
-          <w:rFonts w:ascii="Times New Roman" w:eastAsia="Times New Roman" w:hAnsi="Times New Roman" w:cs="Times New Roman"/>
-          <w:sz w:val="28"/>
-          <w:szCs w:val="28"/>
-          <w:lang w:eastAsia="ru-RU" w:bidi="ru-RU"/>
-        </w:rPr>
-        <w:t>Для разработки программного обеспечения были использованы следующие технологии:</w:t>
-      </w:r>
-      <w:r>
-        <w:rPr>
-          <w:rFonts w:ascii="Times New Roman" w:eastAsia="Times New Roman" w:hAnsi="Times New Roman" w:cs="Times New Roman"/>
-          <w:sz w:val="28"/>
-          <w:szCs w:val="28"/>
-          <w:lang w:eastAsia="ru-RU" w:bidi="ru-RU"/>
-        </w:rPr>
-        <w:t xml:space="preserve"> React 19, Java 21, Spring Boot 3, Apache Kafka, WebSocket/STOMP, PostgreSQL 18, iText 5, Docker.</w:t>
+      <w:proofErr w:type="spellStart"/>
+      <w:r>
+        <w:rPr>
+          <w:rFonts w:ascii="Times New Roman" w:eastAsia="Times New Roman" w:hAnsi="Times New Roman" w:cs="Times New Roman"/>
+          <w:sz w:val="28"/>
+          <w:szCs w:val="28"/>
+          <w:lang w:eastAsia="ru-RU" w:bidi="ru-RU"/>
+        </w:rPr>
+        <w:t>React</w:t>
+      </w:r>
+      <w:proofErr w:type="spellEnd"/>
+      <w:r>
+        <w:rPr>
+          <w:rFonts w:ascii="Times New Roman" w:eastAsia="Times New Roman" w:hAnsi="Times New Roman" w:cs="Times New Roman"/>
+          <w:sz w:val="28"/>
+          <w:szCs w:val="28"/>
+          <w:lang w:eastAsia="ru-RU" w:bidi="ru-RU"/>
+        </w:rPr>
+        <w:t xml:space="preserve"> 19, </w:t>
+      </w:r>
+      <w:proofErr w:type="spellStart"/>
+      <w:r>
+        <w:rPr>
+          <w:rFonts w:ascii="Times New Roman" w:eastAsia="Times New Roman" w:hAnsi="Times New Roman" w:cs="Times New Roman"/>
+          <w:sz w:val="28"/>
+          <w:szCs w:val="28"/>
+          <w:lang w:eastAsia="ru-RU" w:bidi="ru-RU"/>
+        </w:rPr>
+        <w:t>Java</w:t>
+      </w:r>
+      <w:proofErr w:type="spellEnd"/>
+      <w:r>
+        <w:rPr>
+          <w:rFonts w:ascii="Times New Roman" w:eastAsia="Times New Roman" w:hAnsi="Times New Roman" w:cs="Times New Roman"/>
+          <w:sz w:val="28"/>
+          <w:szCs w:val="28"/>
+          <w:lang w:eastAsia="ru-RU" w:bidi="ru-RU"/>
+        </w:rPr>
+        <w:t xml:space="preserve"> 21, </w:t>
+      </w:r>
+      <w:proofErr w:type="spellStart"/>
+      <w:r>
+        <w:rPr>
+          <w:rFonts w:ascii="Times New Roman" w:eastAsia="Times New Roman" w:hAnsi="Times New Roman" w:cs="Times New Roman"/>
+          <w:sz w:val="28"/>
+          <w:szCs w:val="28"/>
+          <w:lang w:eastAsia="ru-RU" w:bidi="ru-RU"/>
+        </w:rPr>
+        <w:t>Spring</w:t>
+      </w:r>
+      <w:proofErr w:type="spellEnd"/>
+      <w:r>
+        <w:rPr>
+          <w:rFonts w:ascii="Times New Roman" w:eastAsia="Times New Roman" w:hAnsi="Times New Roman" w:cs="Times New Roman"/>
+          <w:sz w:val="28"/>
+          <w:szCs w:val="28"/>
+          <w:lang w:eastAsia="ru-RU" w:bidi="ru-RU"/>
+        </w:rPr>
+        <w:t xml:space="preserve"> </w:t>
+      </w:r>
+      <w:proofErr w:type="spellStart"/>
+      <w:r>
+        <w:rPr>
+          <w:rFonts w:ascii="Times New Roman" w:eastAsia="Times New Roman" w:hAnsi="Times New Roman" w:cs="Times New Roman"/>
+          <w:sz w:val="28"/>
+          <w:szCs w:val="28"/>
+          <w:lang w:eastAsia="ru-RU" w:bidi="ru-RU"/>
+        </w:rPr>
+        <w:t>Boot</w:t>
+      </w:r>
+      <w:proofErr w:type="spellEnd"/>
+      <w:r>
+        <w:rPr>
+          <w:rFonts w:ascii="Times New Roman" w:eastAsia="Times New Roman" w:hAnsi="Times New Roman" w:cs="Times New Roman"/>
+          <w:sz w:val="28"/>
+          <w:szCs w:val="28"/>
+          <w:lang w:eastAsia="ru-RU" w:bidi="ru-RU"/>
+        </w:rPr>
+        <w:t xml:space="preserve"> 3, </w:t>
+      </w:r>
+      <w:proofErr w:type="spellStart"/>
+      <w:r>
+        <w:rPr>
+          <w:rFonts w:ascii="Times New Roman" w:eastAsia="Times New Roman" w:hAnsi="Times New Roman" w:cs="Times New Roman"/>
+          <w:sz w:val="28"/>
+          <w:szCs w:val="28"/>
+          <w:lang w:eastAsia="ru-RU" w:bidi="ru-RU"/>
+        </w:rPr>
+        <w:t>Apache</w:t>
+      </w:r>
+      <w:proofErr w:type="spellEnd"/>
+      <w:r>
+        <w:rPr>
+          <w:rFonts w:ascii="Times New Roman" w:eastAsia="Times New Roman" w:hAnsi="Times New Roman" w:cs="Times New Roman"/>
+          <w:sz w:val="28"/>
+          <w:szCs w:val="28"/>
+          <w:lang w:eastAsia="ru-RU" w:bidi="ru-RU"/>
+        </w:rPr>
+        <w:t xml:space="preserve"> </w:t>
+      </w:r>
+      <w:proofErr w:type="spellStart"/>
+      <w:r>
+        <w:rPr>
+          <w:rFonts w:ascii="Times New Roman" w:eastAsia="Times New Roman" w:hAnsi="Times New Roman" w:cs="Times New Roman"/>
+          <w:sz w:val="28"/>
+          <w:szCs w:val="28"/>
+          <w:lang w:eastAsia="ru-RU" w:bidi="ru-RU"/>
+        </w:rPr>
+        <w:t>Kafka</w:t>
+      </w:r>
+      <w:proofErr w:type="spellEnd"/>
+      <w:r>
+        <w:rPr>
+          <w:rFonts w:ascii="Times New Roman" w:eastAsia="Times New Roman" w:hAnsi="Times New Roman" w:cs="Times New Roman"/>
+          <w:sz w:val="28"/>
+          <w:szCs w:val="28"/>
+          <w:lang w:eastAsia="ru-RU" w:bidi="ru-RU"/>
+        </w:rPr>
+        <w:t xml:space="preserve">, </w:t>
+      </w:r>
+      <w:proofErr w:type="spellStart"/>
+      <w:r>
+        <w:rPr>
+          <w:rFonts w:ascii="Times New Roman" w:eastAsia="Times New Roman" w:hAnsi="Times New Roman" w:cs="Times New Roman"/>
+          <w:sz w:val="28"/>
+          <w:szCs w:val="28"/>
+          <w:lang w:eastAsia="ru-RU" w:bidi="ru-RU"/>
+        </w:rPr>
+        <w:t>WebSocket</w:t>
+      </w:r>
+      <w:proofErr w:type="spellEnd"/>
+      <w:r>
+        <w:rPr>
+          <w:rFonts w:ascii="Times New Roman" w:eastAsia="Times New Roman" w:hAnsi="Times New Roman" w:cs="Times New Roman"/>
+          <w:sz w:val="28"/>
+          <w:szCs w:val="28"/>
+          <w:lang w:eastAsia="ru-RU" w:bidi="ru-RU"/>
+        </w:rPr>
+        <w:t xml:space="preserve">/STOMP, </w:t>
+      </w:r>
+      <w:proofErr w:type="spellStart"/>
+      <w:r>
+        <w:rPr>
+          <w:rFonts w:ascii="Times New Roman" w:eastAsia="Times New Roman" w:hAnsi="Times New Roman" w:cs="Times New Roman"/>
+          <w:sz w:val="28"/>
+          <w:szCs w:val="28"/>
+          <w:lang w:eastAsia="ru-RU" w:bidi="ru-RU"/>
+        </w:rPr>
+        <w:t>PostgreSQL</w:t>
+      </w:r>
+      <w:proofErr w:type="spellEnd"/>
+      <w:r>
+        <w:rPr>
+          <w:rFonts w:ascii="Times New Roman" w:eastAsia="Times New Roman" w:hAnsi="Times New Roman" w:cs="Times New Roman"/>
+          <w:sz w:val="28"/>
+          <w:szCs w:val="28"/>
+          <w:lang w:eastAsia="ru-RU" w:bidi="ru-RU"/>
+        </w:rPr>
+        <w:t xml:space="preserve"> 18, </w:t>
+      </w:r>
+      <w:proofErr w:type="spellStart"/>
+      <w:r>
+        <w:rPr>
+          <w:rFonts w:ascii="Times New Roman" w:eastAsia="Times New Roman" w:hAnsi="Times New Roman" w:cs="Times New Roman"/>
+          <w:sz w:val="28"/>
+          <w:szCs w:val="28"/>
+          <w:lang w:eastAsia="ru-RU" w:bidi="ru-RU"/>
+        </w:rPr>
+        <w:t>iText</w:t>
+      </w:r>
+      <w:proofErr w:type="spellEnd"/>
+      <w:r>
+        <w:rPr>
+          <w:rFonts w:ascii="Times New Roman" w:eastAsia="Times New Roman" w:hAnsi="Times New Roman" w:cs="Times New Roman"/>
+          <w:sz w:val="28"/>
+          <w:szCs w:val="28"/>
+          <w:lang w:eastAsia="ru-RU" w:bidi="ru-RU"/>
+        </w:rPr>
+        <w:t xml:space="preserve"> 5, </w:t>
+      </w:r>
+      <w:proofErr w:type="spellStart"/>
+      <w:r>
+        <w:rPr>
+          <w:rFonts w:ascii="Times New Roman" w:eastAsia="Times New Roman" w:hAnsi="Times New Roman" w:cs="Times New Roman"/>
+          <w:sz w:val="28"/>
+          <w:szCs w:val="28"/>
+          <w:lang w:eastAsia="ru-RU" w:bidi="ru-RU"/>
+        </w:rPr>
+        <w:t>Docker</w:t>
+      </w:r>
+      <w:proofErr w:type="spellEnd"/>
+      <w:r>
+        <w:rPr>
+          <w:rFonts w:ascii="Times New Roman" w:eastAsia="Times New Roman" w:hAnsi="Times New Roman" w:cs="Times New Roman"/>
+          <w:sz w:val="28"/>
+          <w:szCs w:val="28"/>
+          <w:lang w:eastAsia="ru-RU" w:bidi="ru-RU"/>
+        </w:rPr>
+        <w:t>.</w:t>
       </w:r>
       <w:r>
         <w:rPr>
@@ -5537,15 +5857,15 @@
           <w:rFonts w:ascii="Times New Roman" w:eastAsia="Times New Roman" w:hAnsi="Times New Roman" w:cs="Times New Roman"/>
           <w:sz w:val="28"/>
           <w:szCs w:val="28"/>
-          <w:lang w:eastAsia="ru-RU" w:bidi="ru-RU"/>
-        </w:rPr>
-      </w:pPr>
-      <w:r>
-        <w:rPr>
-          <w:rFonts w:ascii="Times New Roman" w:eastAsia="Times New Roman" w:hAnsi="Times New Roman" w:cs="Times New Roman"/>
-          <w:sz w:val="28"/>
-          <w:szCs w:val="28"/>
-          <w:lang w:eastAsia="ru-RU" w:bidi="ru-RU"/>
+          <w:lang w:val="en-US" w:eastAsia="ru-RU" w:bidi="ru-RU"/>
+        </w:rPr>
+      </w:pPr>
+      <w:r>
+        <w:rPr>
+          <w:rFonts w:ascii="Times New Roman" w:eastAsia="Times New Roman" w:hAnsi="Times New Roman" w:cs="Times New Roman"/>
+          <w:sz w:val="28"/>
+          <w:szCs w:val="28"/>
+          <w:lang w:val="en-US" w:eastAsia="ru-RU" w:bidi="ru-RU"/>
         </w:rPr>
         <w:t>The final qualifying work</w:t>
       </w:r>
@@ -5554,18 +5874,9 @@
           <w:rFonts w:ascii="Times New Roman" w:eastAsia="Times New Roman" w:hAnsi="Times New Roman" w:cs="Times New Roman"/>
           <w:sz w:val="28"/>
           <w:szCs w:val="28"/>
-          <w:lang w:eastAsia="ru-RU" w:bidi="ru-RU"/>
-        </w:rPr>
-        <w:t xml:space="preserve"> is devoted to the development of a metal quality dashboard information system</w:t>
-      </w:r>
-      <w:r>
-        <w:rPr>
-          <w:rFonts w:ascii="Times New Roman" w:eastAsia="Times New Roman" w:hAnsi="Times New Roman" w:cs="Times New Roman"/>
-          <w:sz w:val="28"/>
-          <w:szCs w:val="28"/>
-          <w:lang w:eastAsia="ru-RU" w:bidi="ru-RU"/>
-        </w:rPr>
-        <w:t>.</w:t>
+          <w:lang w:val="en-US" w:eastAsia="ru-RU" w:bidi="ru-RU"/>
+        </w:rPr>
+        <w:t xml:space="preserve"> is devoted to the development of a metal quality dashboard information system.</w:t>
       </w:r>
     </w:p>
     <w:p>
@@ -5580,15 +5891,15 @@
           <w:rFonts w:ascii="Times New Roman" w:eastAsia="Times New Roman" w:hAnsi="Times New Roman" w:cs="Times New Roman"/>
           <w:sz w:val="28"/>
           <w:szCs w:val="28"/>
-          <w:lang w:eastAsia="ru-RU" w:bidi="ru-RU"/>
-        </w:rPr>
-      </w:pPr>
-      <w:r>
-        <w:rPr>
-          <w:rFonts w:ascii="Times New Roman" w:eastAsia="Times New Roman" w:hAnsi="Times New Roman" w:cs="Times New Roman"/>
-          <w:sz w:val="28"/>
-          <w:szCs w:val="28"/>
-          <w:lang w:eastAsia="ru-RU" w:bidi="ru-RU"/>
+          <w:lang w:val="en-US" w:eastAsia="ru-RU" w:bidi="ru-RU"/>
+        </w:rPr>
+      </w:pPr>
+      <w:r>
+        <w:rPr>
+          <w:rFonts w:ascii="Times New Roman" w:eastAsia="Times New Roman" w:hAnsi="Times New Roman" w:cs="Times New Roman"/>
+          <w:sz w:val="28"/>
+          <w:szCs w:val="28"/>
+          <w:lang w:val="en-US" w:eastAsia="ru-RU" w:bidi="ru-RU"/>
         </w:rPr>
         <w:t xml:space="preserve">The relevance of the </w:t>
       </w:r>
@@ -5597,7 +5908,7 @@
           <w:rFonts w:ascii="Times New Roman" w:eastAsia="Times New Roman" w:hAnsi="Times New Roman" w:cs="Times New Roman"/>
           <w:sz w:val="28"/>
           <w:szCs w:val="28"/>
-          <w:lang w:eastAsia="ru-RU" w:bidi="ru-RU"/>
+          <w:lang w:val="en-US" w:eastAsia="ru-RU" w:bidi="ru-RU"/>
         </w:rPr>
         <w:t xml:space="preserve">development </w:t>
       </w:r>
@@ -5606,7 +5917,7 @@
           <w:rFonts w:ascii="Times New Roman" w:eastAsia="Times New Roman" w:hAnsi="Times New Roman" w:cs="Times New Roman"/>
           <w:sz w:val="28"/>
           <w:szCs w:val="28"/>
-          <w:lang w:eastAsia="ru-RU" w:bidi="ru-RU"/>
+          <w:lang w:val="en-US" w:eastAsia="ru-RU" w:bidi="ru-RU"/>
         </w:rPr>
         <w:t>is due to the need for centralized product quality control and increased decision-making efficiency in modern metallurgical production.</w:t>
       </w:r>
@@ -5623,15 +5934,15 @@
           <w:rFonts w:ascii="Times New Roman" w:eastAsia="Times New Roman" w:hAnsi="Times New Roman" w:cs="Times New Roman"/>
           <w:sz w:val="28"/>
           <w:szCs w:val="28"/>
-          <w:lang w:eastAsia="ru-RU" w:bidi="ru-RU"/>
-        </w:rPr>
-      </w:pPr>
-      <w:r>
-        <w:rPr>
-          <w:rFonts w:ascii="Times New Roman" w:eastAsia="Times New Roman" w:hAnsi="Times New Roman" w:cs="Times New Roman"/>
-          <w:sz w:val="28"/>
-          <w:szCs w:val="28"/>
-          <w:lang w:eastAsia="ru-RU" w:bidi="ru-RU"/>
+          <w:lang w:val="en-US" w:eastAsia="ru-RU" w:bidi="ru-RU"/>
+        </w:rPr>
+      </w:pPr>
+      <w:r>
+        <w:rPr>
+          <w:rFonts w:ascii="Times New Roman" w:eastAsia="Times New Roman" w:hAnsi="Times New Roman" w:cs="Times New Roman"/>
+          <w:sz w:val="28"/>
+          <w:szCs w:val="28"/>
+          <w:lang w:val="en-US" w:eastAsia="ru-RU" w:bidi="ru-RU"/>
         </w:rPr>
         <w:t>The work includes the analysis of the subject area, the design of the system architecture and the development of the software component of the system.</w:t>
       </w:r>
@@ -5648,15 +5959,15 @@
           <w:rFonts w:ascii="Times New Roman" w:eastAsia="Times New Roman" w:hAnsi="Times New Roman" w:cs="Times New Roman"/>
           <w:sz w:val="28"/>
           <w:szCs w:val="28"/>
-          <w:lang w:eastAsia="ru-RU" w:bidi="ru-RU"/>
-        </w:rPr>
-      </w:pPr>
-      <w:r>
-        <w:rPr>
-          <w:rFonts w:ascii="Times New Roman" w:eastAsia="Times New Roman" w:hAnsi="Times New Roman" w:cs="Times New Roman"/>
-          <w:sz w:val="28"/>
-          <w:szCs w:val="28"/>
-          <w:lang w:eastAsia="ru-RU" w:bidi="ru-RU"/>
+          <w:lang w:val="en-US" w:eastAsia="ru-RU" w:bidi="ru-RU"/>
+        </w:rPr>
+      </w:pPr>
+      <w:r>
+        <w:rPr>
+          <w:rFonts w:ascii="Times New Roman" w:eastAsia="Times New Roman" w:hAnsi="Times New Roman" w:cs="Times New Roman"/>
+          <w:sz w:val="28"/>
+          <w:szCs w:val="28"/>
+          <w:lang w:val="en-US" w:eastAsia="ru-RU" w:bidi="ru-RU"/>
         </w:rPr>
         <w:t>The developed information system provides monitoring of production batches, product quality control, automatic detection of deviations in technological parameters with prompt user information and reporting.</w:t>
       </w:r>
@@ -5682,7 +5993,7 @@
           <w:rFonts w:ascii="Times New Roman" w:eastAsia="Times New Roman" w:hAnsi="Times New Roman" w:cs="Times New Roman"/>
           <w:sz w:val="28"/>
           <w:szCs w:val="28"/>
-          <w:lang w:eastAsia="ru-RU" w:bidi="ru-RU"/>
+          <w:lang w:val="en-US" w:eastAsia="ru-RU" w:bidi="ru-RU"/>
         </w:rPr>
         <w:t>The work consists of a 65-page explanatory note, contains 2</w:t>
       </w:r>
@@ -5691,7 +6002,7 @@
           <w:rFonts w:ascii="Times New Roman" w:eastAsia="Times New Roman" w:hAnsi="Times New Roman" w:cs="Times New Roman"/>
           <w:sz w:val="28"/>
           <w:szCs w:val="28"/>
-          <w:lang w:eastAsia="ru-RU" w:bidi="ru-RU"/>
+          <w:lang w:val="en-US" w:eastAsia="ru-RU" w:bidi="ru-RU"/>
         </w:rPr>
         <w:t>2</w:t>
       </w:r>
@@ -5700,7 +6011,7 @@
           <w:rFonts w:ascii="Times New Roman" w:eastAsia="Times New Roman" w:hAnsi="Times New Roman" w:cs="Times New Roman"/>
           <w:sz w:val="28"/>
           <w:szCs w:val="28"/>
-          <w:lang w:eastAsia="ru-RU" w:bidi="ru-RU"/>
+          <w:lang w:val="en-US" w:eastAsia="ru-RU" w:bidi="ru-RU"/>
         </w:rPr>
         <w:t xml:space="preserve"> illustrations, </w:t>
       </w:r>
@@ -5709,7 +6020,7 @@
           <w:rFonts w:ascii="Times New Roman" w:eastAsia="Times New Roman" w:hAnsi="Times New Roman" w:cs="Times New Roman"/>
           <w:sz w:val="28"/>
           <w:szCs w:val="28"/>
-          <w:lang w:eastAsia="ru-RU" w:bidi="ru-RU"/>
+          <w:lang w:val="en-US" w:eastAsia="ru-RU" w:bidi="ru-RU"/>
         </w:rPr>
         <w:t>11</w:t>
       </w:r>
@@ -5718,7 +6029,7 @@
           <w:rFonts w:ascii="Times New Roman" w:eastAsia="Times New Roman" w:hAnsi="Times New Roman" w:cs="Times New Roman"/>
           <w:sz w:val="28"/>
           <w:szCs w:val="28"/>
-          <w:lang w:eastAsia="ru-RU" w:bidi="ru-RU"/>
+          <w:lang w:val="en-US" w:eastAsia="ru-RU" w:bidi="ru-RU"/>
         </w:rPr>
         <w:t xml:space="preserve"> tables</w:t>
       </w:r>
@@ -5727,7 +6038,7 @@
           <w:rFonts w:ascii="Times New Roman" w:eastAsia="Times New Roman" w:hAnsi="Times New Roman" w:cs="Times New Roman"/>
           <w:sz w:val="28"/>
           <w:szCs w:val="28"/>
-          <w:lang w:eastAsia="ru-RU" w:bidi="ru-RU"/>
+          <w:lang w:val="en-US" w:eastAsia="ru-RU" w:bidi="ru-RU"/>
         </w:rPr>
         <w:t xml:space="preserve">, </w:t>
       </w:r>
@@ -5736,7 +6047,7 @@
           <w:rFonts w:ascii="Times New Roman" w:eastAsia="Times New Roman" w:hAnsi="Times New Roman" w:cs="Times New Roman"/>
           <w:sz w:val="28"/>
           <w:szCs w:val="28"/>
-          <w:lang w:eastAsia="ru-RU" w:bidi="ru-RU"/>
+          <w:lang w:val="en-US" w:eastAsia="ru-RU" w:bidi="ru-RU"/>
         </w:rPr>
         <w:t>30 sources</w:t>
       </w:r>
@@ -5745,7 +6056,7 @@
           <w:rFonts w:ascii="Times New Roman" w:eastAsia="Times New Roman" w:hAnsi="Times New Roman" w:cs="Times New Roman"/>
           <w:sz w:val="28"/>
           <w:szCs w:val="28"/>
-          <w:lang w:eastAsia="ru-RU" w:bidi="ru-RU"/>
+          <w:lang w:val="en-US" w:eastAsia="ru-RU" w:bidi="ru-RU"/>
         </w:rPr>
         <w:t xml:space="preserve"> and 1 annex</w:t>
       </w:r>
@@ -5754,7 +6065,7 @@
           <w:rFonts w:ascii="Times New Roman" w:eastAsia="Times New Roman" w:hAnsi="Times New Roman" w:cs="Times New Roman"/>
           <w:sz w:val="28"/>
           <w:szCs w:val="28"/>
-          <w:lang w:eastAsia="ru-RU" w:bidi="ru-RU"/>
+          <w:lang w:val="en-US" w:eastAsia="ru-RU" w:bidi="ru-RU"/>
         </w:rPr>
         <w:t>.</w:t>
       </w:r>
@@ -5861,48 +6172,6 @@
         </w:rPr>
         <w:t>ИМЕНИ ГАГАРИНА Ю.А.»</w:t>
       </w:r>
-    </w:p>
-    <w:p>
-      <w:pPr>
-        <w:widowControl w:val="0"/>
-        <w:suppressAutoHyphens/>
-        <w:spacing w:after="0" w:line="240" w:lineRule="auto"/>
-        <w:jc w:val="center"/>
-        <w:rPr>
-          <w:rFonts w:ascii="Times New Roman" w:eastAsia="Times New Roman" w:hAnsi="Times New Roman" w:cs="Times New Roman"/>
-          <w:sz w:val="28"/>
-          <w:szCs w:val="28"/>
-          <w:lang w:eastAsia="ru-RU"/>
-        </w:rPr>
-      </w:pPr>
-    </w:p>
-    <w:p>
-      <w:pPr>
-        <w:widowControl w:val="0"/>
-        <w:suppressAutoHyphens/>
-        <w:spacing w:after="0" w:line="240" w:lineRule="auto"/>
-        <w:jc w:val="center"/>
-        <w:rPr>
-          <w:rFonts w:ascii="Times New Roman" w:eastAsia="Times New Roman" w:hAnsi="Times New Roman" w:cs="Times New Roman"/>
-          <w:sz w:val="28"/>
-          <w:szCs w:val="28"/>
-          <w:lang w:eastAsia="ru-RU"/>
-        </w:rPr>
-      </w:pPr>
-    </w:p>
-    <w:p>
-      <w:pPr>
-        <w:widowControl w:val="0"/>
-        <w:suppressAutoHyphens/>
-        <w:spacing w:after="0" w:line="240" w:lineRule="auto"/>
-        <w:jc w:val="center"/>
-        <w:rPr>
-          <w:rFonts w:ascii="Times New Roman" w:eastAsia="Times New Roman" w:hAnsi="Times New Roman" w:cs="Times New Roman"/>
-          <w:sz w:val="28"/>
-          <w:szCs w:val="28"/>
-          <w:lang w:eastAsia="ru-RU"/>
-        </w:rPr>
-      </w:pPr>
     </w:p>
     <w:p>
       <w:pPr>
@@ -6092,7 +6361,27 @@
           <w:szCs w:val="28"/>
           <w:lang w:eastAsia="zh-CN"/>
         </w:rPr>
-        <w:t xml:space="preserve">студента (ки) 4 курса Института прикладных информационных технологий и коммуникаций </w:t>
+        <w:t>студента (</w:t>
+      </w:r>
+      <w:proofErr w:type="spellStart"/>
+      <w:r>
+        <w:rPr>
+          <w:rFonts w:ascii="Times New Roman" w:eastAsia="Calibri" w:hAnsi="Times New Roman" w:cs="Times New Roman"/>
+          <w:sz w:val="28"/>
+          <w:szCs w:val="28"/>
+          <w:lang w:eastAsia="zh-CN"/>
+        </w:rPr>
+        <w:t>ки</w:t>
+      </w:r>
+      <w:proofErr w:type="spellEnd"/>
+      <w:r>
+        <w:rPr>
+          <w:rFonts w:ascii="Times New Roman" w:eastAsia="Calibri" w:hAnsi="Times New Roman" w:cs="Times New Roman"/>
+          <w:sz w:val="28"/>
+          <w:szCs w:val="28"/>
+          <w:lang w:eastAsia="zh-CN"/>
+        </w:rPr>
+        <w:t xml:space="preserve">) 4 курса Института прикладных информационных технологий и коммуникаций </w:t>
       </w:r>
       <w:r>
         <w:rPr>
@@ -6274,9 +6563,9 @@
     </w:p>
     <w:p>
       <w:pPr>
-        <w:pStyle w:val="a3"/>
-        <w:spacing w:after="0" w:line="240" w:lineRule="auto"/>
-        <w:ind w:left="0" w:firstLine="709"/>
+        <w:spacing w:after="0" w:line="240" w:lineRule="auto"/>
+        <w:ind w:firstLine="709"/>
+        <w:contextualSpacing/>
         <w:jc w:val="both"/>
         <w:rPr>
           <w:rFonts w:ascii="Times New Roman" w:eastAsia="Times New Roman" w:hAnsi="Times New Roman" w:cs="Times New Roman"/>
@@ -6292,7 +6581,30 @@
           <w:szCs w:val="28"/>
           <w:lang w:eastAsia="ru-RU"/>
         </w:rPr>
-        <w:t>Выпускная квалификационная работа</w:t>
+        <w:t>Выпускная квалификационная работа Парамоновой А.С. посвящена вопросам разработки информационной системы обеспечивающей консолидацию информации о производстве металла на предприятии из различных источников. Работа выполнена на базе запроса от ПАО «ГМК „Норильский никель“».</w:t>
+      </w:r>
+    </w:p>
+    <w:p>
+      <w:pPr>
+        <w:spacing w:after="0" w:line="240" w:lineRule="auto"/>
+        <w:ind w:firstLine="709"/>
+        <w:contextualSpacing/>
+        <w:jc w:val="both"/>
+        <w:rPr>
+          <w:rFonts w:ascii="Times New Roman" w:eastAsia="Times New Roman" w:hAnsi="Times New Roman" w:cs="Times New Roman"/>
+          <w:sz w:val="28"/>
+          <w:szCs w:val="28"/>
+          <w:lang w:eastAsia="ru-RU"/>
+        </w:rPr>
+      </w:pPr>
+      <w:r>
+        <w:rPr>
+          <w:rFonts w:ascii="Times New Roman" w:eastAsia="Times New Roman" w:hAnsi="Times New Roman" w:cs="Times New Roman"/>
+          <w:sz w:val="28"/>
+          <w:szCs w:val="28"/>
+          <w:lang w:eastAsia="ru-RU"/>
+        </w:rPr>
+        <w:t>В ходе работы Анна Сергеевна продемонстрировала высокую степень самостоятельности и проявила способность анализировать и систематизировать информацию, ответственно подходила к выполнению задач. Особенно необходимо отметить её готовность разбираться в совершенно новой прикладной области при условиях некоторой пассивности заказчика. При этом можно отметить некоторые огрехи в процессе проектирования баз данных, что не снижает качества выполненной работы.</w:t>
       </w:r>
       <w:r>
         <w:rPr>
@@ -6302,433 +6614,79 @@
           <w:lang w:eastAsia="ru-RU"/>
         </w:rPr>
         <w:t xml:space="preserve"> </w:t>
-      </w:r>
-      <w:r>
-        <w:rPr>
-          <w:rFonts w:ascii="Times New Roman" w:eastAsia="Times New Roman" w:hAnsi="Times New Roman" w:cs="Times New Roman"/>
-          <w:sz w:val="28"/>
-          <w:szCs w:val="28"/>
-          <w:lang w:eastAsia="ru-RU"/>
-        </w:rPr>
-        <w:t>Парамонов</w:t>
-      </w:r>
-      <w:r>
-        <w:rPr>
-          <w:rFonts w:ascii="Times New Roman" w:eastAsia="Times New Roman" w:hAnsi="Times New Roman" w:cs="Times New Roman"/>
-          <w:sz w:val="28"/>
-          <w:szCs w:val="28"/>
-          <w:lang w:eastAsia="ru-RU"/>
-        </w:rPr>
-        <w:t>ой</w:t>
-      </w:r>
-      <w:r>
-        <w:rPr>
-          <w:rFonts w:ascii="Times New Roman" w:eastAsia="Times New Roman" w:hAnsi="Times New Roman" w:cs="Times New Roman"/>
-          <w:sz w:val="28"/>
-          <w:szCs w:val="28"/>
-          <w:lang w:eastAsia="ru-RU"/>
-        </w:rPr>
-        <w:t xml:space="preserve"> А.С.</w:t>
-      </w:r>
-      <w:r>
-        <w:rPr>
-          <w:rFonts w:ascii="Times New Roman" w:eastAsia="Times New Roman" w:hAnsi="Times New Roman" w:cs="Times New Roman"/>
-          <w:sz w:val="28"/>
-          <w:szCs w:val="28"/>
-          <w:lang w:eastAsia="ru-RU"/>
-        </w:rPr>
-        <w:t xml:space="preserve"> </w:t>
-      </w:r>
-      <w:r>
-        <w:rPr>
-          <w:rFonts w:ascii="Times New Roman" w:eastAsia="Times New Roman" w:hAnsi="Times New Roman" w:cs="Times New Roman"/>
-          <w:sz w:val="28"/>
-          <w:szCs w:val="28"/>
-          <w:lang w:eastAsia="ru-RU"/>
-        </w:rPr>
-        <w:t>посвящена актуальной прикладной задаче</w:t>
-      </w:r>
-      <w:r>
-        <w:rPr>
-          <w:rFonts w:ascii="Times New Roman" w:eastAsia="Times New Roman" w:hAnsi="Times New Roman" w:cs="Times New Roman"/>
-          <w:sz w:val="28"/>
-          <w:szCs w:val="28"/>
-          <w:lang w:eastAsia="ru-RU"/>
-        </w:rPr>
-        <w:t xml:space="preserve">, </w:t>
-      </w:r>
-      <w:r>
-        <w:rPr>
-          <w:rFonts w:ascii="Times New Roman" w:eastAsia="Times New Roman" w:hAnsi="Times New Roman" w:cs="Times New Roman"/>
-          <w:sz w:val="28"/>
-          <w:szCs w:val="28"/>
-          <w:lang w:eastAsia="ru-RU"/>
-        </w:rPr>
-        <w:t>соответству</w:t>
-      </w:r>
-      <w:r>
-        <w:rPr>
-          <w:rFonts w:ascii="Times New Roman" w:eastAsia="Times New Roman" w:hAnsi="Times New Roman" w:cs="Times New Roman"/>
-          <w:sz w:val="28"/>
-          <w:szCs w:val="28"/>
-          <w:lang w:eastAsia="ru-RU"/>
-        </w:rPr>
-        <w:t>ющей</w:t>
-      </w:r>
-      <w:r>
-        <w:rPr>
-          <w:rFonts w:ascii="Times New Roman" w:eastAsia="Times New Roman" w:hAnsi="Times New Roman" w:cs="Times New Roman"/>
-          <w:sz w:val="28"/>
-          <w:szCs w:val="28"/>
-          <w:lang w:eastAsia="ru-RU"/>
-        </w:rPr>
-        <w:t xml:space="preserve"> современным тенденциям цифров</w:t>
-      </w:r>
-      <w:r>
-        <w:rPr>
-          <w:rFonts w:ascii="Times New Roman" w:eastAsia="Times New Roman" w:hAnsi="Times New Roman" w:cs="Times New Roman"/>
-          <w:sz w:val="28"/>
-          <w:szCs w:val="28"/>
-          <w:lang w:eastAsia="ru-RU"/>
-        </w:rPr>
-        <w:t>изации</w:t>
-      </w:r>
-      <w:r>
-        <w:rPr>
-          <w:rFonts w:ascii="Times New Roman" w:eastAsia="Times New Roman" w:hAnsi="Times New Roman" w:cs="Times New Roman"/>
-          <w:sz w:val="28"/>
-          <w:szCs w:val="28"/>
-          <w:lang w:eastAsia="ru-RU"/>
-        </w:rPr>
-        <w:t xml:space="preserve"> промышленности</w:t>
-      </w:r>
-      <w:r>
-        <w:rPr>
-          <w:rFonts w:ascii="Times New Roman" w:eastAsia="Times New Roman" w:hAnsi="Times New Roman" w:cs="Times New Roman"/>
-          <w:sz w:val="28"/>
-          <w:szCs w:val="28"/>
-          <w:lang w:eastAsia="ru-RU"/>
-        </w:rPr>
-        <w:t xml:space="preserve">. </w:t>
-      </w:r>
-      <w:r>
-        <w:rPr>
-          <w:rFonts w:ascii="Times New Roman" w:eastAsia="Times New Roman" w:hAnsi="Times New Roman" w:cs="Times New Roman"/>
-          <w:sz w:val="28"/>
-          <w:szCs w:val="28"/>
-          <w:lang w:eastAsia="ru-RU"/>
-        </w:rPr>
-        <w:t>Требования на разработку</w:t>
-      </w:r>
-      <w:r>
-        <w:rPr>
-          <w:rFonts w:ascii="Times New Roman" w:eastAsia="Times New Roman" w:hAnsi="Times New Roman" w:cs="Times New Roman"/>
-          <w:sz w:val="28"/>
-          <w:szCs w:val="28"/>
-          <w:lang w:eastAsia="ru-RU"/>
-        </w:rPr>
-        <w:t xml:space="preserve"> были выполнены в полном объеме.</w:t>
-      </w:r>
-    </w:p>
-    <w:p>
-      <w:pPr>
-        <w:pStyle w:val="a3"/>
-        <w:spacing w:after="0" w:line="240" w:lineRule="auto"/>
-        <w:ind w:left="0" w:firstLine="709"/>
-        <w:jc w:val="both"/>
-        <w:rPr>
-          <w:rFonts w:ascii="Times New Roman" w:eastAsia="Times New Roman" w:hAnsi="Times New Roman" w:cs="Times New Roman"/>
-          <w:sz w:val="28"/>
-          <w:szCs w:val="28"/>
-          <w:lang w:eastAsia="ru-RU"/>
-        </w:rPr>
-      </w:pPr>
-      <w:r>
-        <w:rPr>
-          <w:rFonts w:ascii="Times New Roman" w:eastAsia="Times New Roman" w:hAnsi="Times New Roman" w:cs="Times New Roman"/>
-          <w:sz w:val="28"/>
-          <w:szCs w:val="28"/>
-          <w:lang w:eastAsia="ru-RU"/>
-        </w:rPr>
-        <w:t xml:space="preserve">В ходе работы </w:t>
-      </w:r>
-      <w:r>
-        <w:rPr>
-          <w:rFonts w:ascii="Times New Roman" w:eastAsia="Times New Roman" w:hAnsi="Times New Roman" w:cs="Times New Roman"/>
-          <w:sz w:val="28"/>
-          <w:szCs w:val="28"/>
-          <w:lang w:eastAsia="ru-RU"/>
-        </w:rPr>
-        <w:t xml:space="preserve">студент </w:t>
-      </w:r>
-      <w:r>
-        <w:rPr>
-          <w:rFonts w:ascii="Times New Roman" w:eastAsia="Times New Roman" w:hAnsi="Times New Roman" w:cs="Times New Roman"/>
-          <w:sz w:val="28"/>
-          <w:szCs w:val="28"/>
-          <w:lang w:eastAsia="ru-RU"/>
-        </w:rPr>
-        <w:t>продемонстрировал</w:t>
-      </w:r>
-      <w:r>
-        <w:rPr>
-          <w:rFonts w:ascii="Times New Roman" w:eastAsia="Times New Roman" w:hAnsi="Times New Roman" w:cs="Times New Roman"/>
-          <w:sz w:val="28"/>
-          <w:szCs w:val="28"/>
-          <w:lang w:eastAsia="ru-RU"/>
-        </w:rPr>
-        <w:t>а</w:t>
-      </w:r>
-      <w:r>
-        <w:rPr>
-          <w:rFonts w:ascii="Times New Roman" w:eastAsia="Times New Roman" w:hAnsi="Times New Roman" w:cs="Times New Roman"/>
-          <w:sz w:val="28"/>
-          <w:szCs w:val="28"/>
-          <w:lang w:eastAsia="ru-RU"/>
-        </w:rPr>
-        <w:t xml:space="preserve"> высокую степень самостоятельности </w:t>
-      </w:r>
-      <w:r>
-        <w:rPr>
-          <w:rFonts w:ascii="Times New Roman" w:eastAsia="Times New Roman" w:hAnsi="Times New Roman" w:cs="Times New Roman"/>
-          <w:sz w:val="28"/>
-          <w:szCs w:val="28"/>
-          <w:lang w:eastAsia="ru-RU"/>
-        </w:rPr>
-        <w:t xml:space="preserve">и проявила способность </w:t>
-      </w:r>
-      <w:r>
-        <w:rPr>
-          <w:rFonts w:ascii="Times New Roman" w:eastAsia="Times New Roman" w:hAnsi="Times New Roman" w:cs="Times New Roman"/>
-          <w:sz w:val="28"/>
-          <w:szCs w:val="28"/>
-          <w:lang w:eastAsia="ru-RU"/>
-        </w:rPr>
-        <w:t>анализировать и систематизировать информацию</w:t>
-      </w:r>
-      <w:r>
-        <w:rPr>
-          <w:rFonts w:ascii="Times New Roman" w:eastAsia="Times New Roman" w:hAnsi="Times New Roman" w:cs="Times New Roman"/>
-          <w:sz w:val="28"/>
-          <w:szCs w:val="28"/>
-          <w:lang w:eastAsia="ru-RU"/>
-        </w:rPr>
-        <w:t xml:space="preserve">, </w:t>
-      </w:r>
-      <w:r>
-        <w:rPr>
-          <w:rFonts w:ascii="Times New Roman" w:eastAsia="Times New Roman" w:hAnsi="Times New Roman" w:cs="Times New Roman"/>
-          <w:sz w:val="28"/>
-          <w:szCs w:val="28"/>
-          <w:lang w:eastAsia="ru-RU"/>
-        </w:rPr>
-        <w:t>ответственн</w:t>
-      </w:r>
-      <w:r>
-        <w:rPr>
-          <w:rFonts w:ascii="Times New Roman" w:eastAsia="Times New Roman" w:hAnsi="Times New Roman" w:cs="Times New Roman"/>
-          <w:sz w:val="28"/>
-          <w:szCs w:val="28"/>
-          <w:lang w:eastAsia="ru-RU"/>
-        </w:rPr>
-        <w:t>о</w:t>
-      </w:r>
-      <w:r>
-        <w:rPr>
-          <w:rFonts w:ascii="Times New Roman" w:eastAsia="Times New Roman" w:hAnsi="Times New Roman" w:cs="Times New Roman"/>
-          <w:sz w:val="28"/>
-          <w:szCs w:val="28"/>
-          <w:lang w:eastAsia="ru-RU"/>
-        </w:rPr>
-        <w:t xml:space="preserve"> подход</w:t>
-      </w:r>
-      <w:r>
-        <w:rPr>
-          <w:rFonts w:ascii="Times New Roman" w:eastAsia="Times New Roman" w:hAnsi="Times New Roman" w:cs="Times New Roman"/>
-          <w:sz w:val="28"/>
-          <w:szCs w:val="28"/>
-          <w:lang w:eastAsia="ru-RU"/>
-        </w:rPr>
-        <w:t>ила</w:t>
-      </w:r>
-      <w:r>
-        <w:rPr>
-          <w:rFonts w:ascii="Times New Roman" w:eastAsia="Times New Roman" w:hAnsi="Times New Roman" w:cs="Times New Roman"/>
-          <w:sz w:val="28"/>
-          <w:szCs w:val="28"/>
-          <w:lang w:eastAsia="ru-RU"/>
-        </w:rPr>
-        <w:t xml:space="preserve"> к выполнению задач</w:t>
-      </w:r>
-      <w:r>
-        <w:rPr>
-          <w:rFonts w:ascii="Times New Roman" w:eastAsia="Times New Roman" w:hAnsi="Times New Roman" w:cs="Times New Roman"/>
-          <w:sz w:val="28"/>
-          <w:szCs w:val="28"/>
-          <w:lang w:eastAsia="ru-RU"/>
-        </w:rPr>
-        <w:t>.</w:t>
-      </w:r>
-    </w:p>
-    <w:p>
-      <w:pPr>
-        <w:pStyle w:val="a3"/>
-        <w:spacing w:after="0" w:line="240" w:lineRule="auto"/>
-        <w:ind w:left="0" w:firstLine="709"/>
-        <w:jc w:val="both"/>
-        <w:rPr>
-          <w:rFonts w:ascii="Times New Roman" w:eastAsia="Times New Roman" w:hAnsi="Times New Roman" w:cs="Times New Roman"/>
-          <w:sz w:val="28"/>
-          <w:szCs w:val="28"/>
-          <w:lang w:eastAsia="ru-RU"/>
-        </w:rPr>
-      </w:pPr>
-      <w:r>
-        <w:rPr>
-          <w:rFonts w:ascii="Times New Roman" w:eastAsia="Times New Roman" w:hAnsi="Times New Roman" w:cs="Times New Roman"/>
-          <w:sz w:val="28"/>
-          <w:szCs w:val="28"/>
-          <w:lang w:eastAsia="ru-RU"/>
-        </w:rPr>
-        <w:t xml:space="preserve">Содержание выпускной квалификационной работы изложено технически грамотно, пояснительная записка оформлена в соответствии с требованиями. Оригинальность составляет </w:t>
-      </w:r>
-      <w:r>
-        <w:rPr>
-          <w:rFonts w:ascii="Times New Roman" w:eastAsia="Times New Roman" w:hAnsi="Times New Roman" w:cs="Times New Roman"/>
-          <w:sz w:val="28"/>
-          <w:szCs w:val="28"/>
-          <w:highlight w:val="yellow"/>
-          <w:lang w:eastAsia="ru-RU"/>
-        </w:rPr>
-        <w:t>?</w:t>
-      </w:r>
-      <w:r>
-        <w:rPr>
-          <w:rFonts w:ascii="Times New Roman" w:eastAsia="Times New Roman" w:hAnsi="Times New Roman" w:cs="Times New Roman"/>
-          <w:sz w:val="28"/>
-          <w:szCs w:val="28"/>
-          <w:lang w:eastAsia="ru-RU"/>
-        </w:rPr>
-        <w:t>%.</w:t>
-      </w:r>
-    </w:p>
-    <w:p>
-      <w:pPr>
-        <w:pStyle w:val="a3"/>
-        <w:spacing w:after="0" w:line="240" w:lineRule="auto"/>
-        <w:ind w:left="0" w:firstLine="709"/>
-        <w:jc w:val="both"/>
-        <w:rPr>
-          <w:rFonts w:ascii="Times New Roman" w:eastAsia="Times New Roman" w:hAnsi="Times New Roman" w:cs="Times New Roman"/>
-          <w:sz w:val="28"/>
-          <w:szCs w:val="28"/>
-          <w:lang w:eastAsia="ru-RU"/>
-        </w:rPr>
-      </w:pPr>
-      <w:r>
-        <w:rPr>
-          <w:rFonts w:ascii="Times New Roman" w:eastAsia="Times New Roman" w:hAnsi="Times New Roman" w:cs="Times New Roman"/>
-          <w:sz w:val="28"/>
-          <w:szCs w:val="28"/>
-          <w:lang w:eastAsia="ru-RU"/>
-        </w:rPr>
-        <w:t>Работа не содержит информации, составляющей государственную, интеллектуальную, коммерческую тайну, или другую информацию, не подлежащую публикации без согласования с правообладателем.</w:t>
-      </w:r>
-    </w:p>
-    <w:p>
-      <w:pPr>
-        <w:pStyle w:val="a3"/>
-        <w:spacing w:after="0" w:line="240" w:lineRule="auto"/>
-        <w:ind w:left="0" w:firstLine="709"/>
-        <w:jc w:val="both"/>
-        <w:rPr>
-          <w:rFonts w:ascii="Times New Roman" w:eastAsia="Times New Roman" w:hAnsi="Times New Roman" w:cs="Times New Roman"/>
-          <w:sz w:val="28"/>
-          <w:szCs w:val="28"/>
-          <w:lang w:eastAsia="ru-RU"/>
-        </w:rPr>
-      </w:pPr>
-      <w:r>
-        <w:rPr>
-          <w:rFonts w:ascii="Times New Roman" w:eastAsia="Times New Roman" w:hAnsi="Times New Roman" w:cs="Times New Roman"/>
-          <w:sz w:val="28"/>
-          <w:szCs w:val="28"/>
-          <w:lang w:eastAsia="ru-RU"/>
-        </w:rPr>
-        <w:t xml:space="preserve">Учитывая вышеизложенное, считаю, что </w:t>
-      </w:r>
-      <w:r>
-        <w:rPr>
-          <w:rFonts w:ascii="Times New Roman" w:eastAsia="Times New Roman" w:hAnsi="Times New Roman" w:cs="Times New Roman"/>
-          <w:sz w:val="28"/>
-          <w:szCs w:val="28"/>
-          <w:lang w:eastAsia="ru-RU"/>
-        </w:rPr>
-        <w:t>Парамонова Анна Сергеевна</w:t>
-      </w:r>
-      <w:r>
-        <w:rPr>
-          <w:rFonts w:ascii="Times New Roman" w:eastAsia="Times New Roman" w:hAnsi="Times New Roman" w:cs="Times New Roman"/>
-          <w:sz w:val="28"/>
-          <w:szCs w:val="28"/>
-          <w:lang w:eastAsia="ru-RU"/>
-        </w:rPr>
-        <w:t xml:space="preserve"> досто</w:t>
-      </w:r>
-      <w:r>
-        <w:rPr>
-          <w:rFonts w:ascii="Times New Roman" w:eastAsia="Times New Roman" w:hAnsi="Times New Roman" w:cs="Times New Roman"/>
-          <w:sz w:val="28"/>
-          <w:szCs w:val="28"/>
-          <w:lang w:eastAsia="ru-RU"/>
-        </w:rPr>
-        <w:t>йна</w:t>
-      </w:r>
-      <w:r>
-        <w:rPr>
-          <w:rFonts w:ascii="Times New Roman" w:eastAsia="Times New Roman" w:hAnsi="Times New Roman" w:cs="Times New Roman"/>
-          <w:sz w:val="28"/>
-          <w:szCs w:val="28"/>
-          <w:lang w:eastAsia="ru-RU"/>
-        </w:rPr>
-        <w:t xml:space="preserve"> присвоения квалификации бакалавр по направлению 09.03.02 «Информационные системы и технологии», работа заслуживает оценки «</w:t>
-      </w:r>
-      <w:r>
-        <w:rPr>
-          <w:rFonts w:ascii="Times New Roman" w:eastAsia="Times New Roman" w:hAnsi="Times New Roman" w:cs="Times New Roman"/>
-          <w:sz w:val="28"/>
-          <w:szCs w:val="28"/>
-          <w:lang w:eastAsia="ru-RU"/>
-        </w:rPr>
-        <w:t>отлично</w:t>
-      </w:r>
-      <w:r>
-        <w:rPr>
-          <w:rFonts w:ascii="Times New Roman" w:eastAsia="Times New Roman" w:hAnsi="Times New Roman" w:cs="Times New Roman"/>
-          <w:sz w:val="28"/>
-          <w:szCs w:val="28"/>
-          <w:lang w:eastAsia="ru-RU"/>
-        </w:rPr>
-        <w:t>».</w:t>
       </w:r>
       <w:bookmarkStart w:id="0" w:name="_GoBack"/>
       <w:bookmarkEnd w:id="0"/>
     </w:p>
     <w:p>
       <w:pPr>
-        <w:widowControl w:val="0"/>
-        <w:suppressAutoHyphens/>
-        <w:autoSpaceDE w:val="0"/>
-        <w:autoSpaceDN w:val="0"/>
-        <w:spacing w:after="0" w:line="240" w:lineRule="auto"/>
+        <w:spacing w:after="0" w:line="240" w:lineRule="auto"/>
+        <w:ind w:firstLine="709"/>
+        <w:contextualSpacing/>
         <w:jc w:val="both"/>
         <w:rPr>
           <w:rFonts w:ascii="Times New Roman" w:eastAsia="Times New Roman" w:hAnsi="Times New Roman" w:cs="Times New Roman"/>
-          <w:sz w:val="20"/>
-          <w:szCs w:val="20"/>
-          <w:lang w:eastAsia="zh-CN"/>
-        </w:rPr>
-      </w:pPr>
+          <w:sz w:val="28"/>
+          <w:szCs w:val="28"/>
+          <w:lang w:eastAsia="ru-RU"/>
+        </w:rPr>
+      </w:pPr>
+      <w:r>
+        <w:rPr>
+          <w:rFonts w:ascii="Times New Roman" w:eastAsia="Times New Roman" w:hAnsi="Times New Roman" w:cs="Times New Roman"/>
+          <w:sz w:val="28"/>
+          <w:szCs w:val="28"/>
+          <w:lang w:eastAsia="ru-RU"/>
+        </w:rPr>
+        <w:t>Содержание выпускной квалификационной работы изложено технически грамотно, пояснительная записка оформлена в соответствии с требованиями. Оригинальность составляет 96,12%</w:t>
+      </w:r>
+    </w:p>
+    <w:p>
+      <w:pPr>
+        <w:spacing w:after="0" w:line="240" w:lineRule="auto"/>
+        <w:ind w:firstLine="709"/>
+        <w:contextualSpacing/>
+        <w:jc w:val="both"/>
+        <w:rPr>
+          <w:rFonts w:ascii="Times New Roman" w:eastAsia="Times New Roman" w:hAnsi="Times New Roman" w:cs="Times New Roman"/>
+          <w:sz w:val="28"/>
+          <w:szCs w:val="28"/>
+          <w:lang w:eastAsia="ru-RU"/>
+        </w:rPr>
+      </w:pPr>
+      <w:r>
+        <w:rPr>
+          <w:rFonts w:ascii="Times New Roman" w:eastAsia="Times New Roman" w:hAnsi="Times New Roman" w:cs="Times New Roman"/>
+          <w:sz w:val="28"/>
+          <w:szCs w:val="28"/>
+          <w:lang w:eastAsia="ru-RU"/>
+        </w:rPr>
+        <w:t>Работа не содержит информации, составляющей государственную, интеллектуальную, коммерческую тайну, или другую информацию, не подлежащую публикации без согласования с правообладателем.</w:t>
+      </w:r>
+    </w:p>
+    <w:p>
+      <w:pPr>
+        <w:widowControl w:val="0"/>
+        <w:suppressAutoHyphens/>
+        <w:spacing w:after="0" w:line="240" w:lineRule="auto"/>
+        <w:ind w:firstLine="709"/>
+        <w:jc w:val="both"/>
+        <w:rPr>
+          <w:rFonts w:ascii="Times New Roman" w:eastAsia="Times New Roman" w:hAnsi="Times New Roman" w:cs="Times New Roman"/>
+          <w:sz w:val="28"/>
+          <w:szCs w:val="28"/>
+          <w:lang w:eastAsia="ru-RU"/>
+        </w:rPr>
+      </w:pPr>
+      <w:r>
+        <w:rPr>
+          <w:rFonts w:ascii="Times New Roman" w:eastAsia="Times New Roman" w:hAnsi="Times New Roman" w:cs="Times New Roman"/>
+          <w:sz w:val="28"/>
+          <w:szCs w:val="28"/>
+          <w:lang w:eastAsia="ru-RU"/>
+        </w:rPr>
+        <w:t>Учитывая вышеизложенное, считаю, что Парамонова Анна Сергеевна достойна присвоения квалификации бакалавр по направлению 09.03.02 «Информационные системы и технологии», работа заслуживает оценки «отлично».</w:t>
+      </w:r>
     </w:p>
     <w:p>
       <w:pPr>
@@ -6982,6 +6940,93 @@
       </w:pPr>
     </w:p>
     <w:p/>
+    <w:p/>
+    <w:p>
+      <w:r>
+        <w:rPr>
+          <w:noProof/>
+        </w:rPr>
+        <w:lastRenderedPageBreak/>
+        <w:drawing>
+          <wp:inline distT="0" distB="0" distL="0" distR="0" wp14:anchorId="3DA9A7FC" wp14:editId="3EF5FE4A">
+            <wp:extent cx="6480175" cy="5911850"/>
+            <wp:effectExtent l="0" t="0" r="0" b="0"/>
+            <wp:docPr id="2" name="Рисунок 2"/>
+            <wp:cNvGraphicFramePr>
+              <a:graphicFrameLocks xmlns:a="http://schemas.openxmlformats.org/drawingml/2006/main" noChangeAspect="1"/>
+            </wp:cNvGraphicFramePr>
+            <a:graphic xmlns:a="http://schemas.openxmlformats.org/drawingml/2006/main">
+              <a:graphicData uri="http://schemas.openxmlformats.org/drawingml/2006/picture">
+                <pic:pic xmlns:pic="http://schemas.openxmlformats.org/drawingml/2006/picture">
+                  <pic:nvPicPr>
+                    <pic:cNvPr id="1" name=""/>
+                    <pic:cNvPicPr/>
+                  </pic:nvPicPr>
+                  <pic:blipFill>
+                    <a:blip r:embed="rId5"/>
+                    <a:stretch>
+                      <a:fillRect/>
+                    </a:stretch>
+                  </pic:blipFill>
+                  <pic:spPr>
+                    <a:xfrm>
+                      <a:off x="0" y="0"/>
+                      <a:ext cx="6480175" cy="5911850"/>
+                    </a:xfrm>
+                    <a:prstGeom prst="rect">
+                      <a:avLst/>
+                    </a:prstGeom>
+                  </pic:spPr>
+                </pic:pic>
+              </a:graphicData>
+            </a:graphic>
+          </wp:inline>
+        </w:drawing>
+      </w:r>
+    </w:p>
+    <w:p/>
+    <w:p>
+      <w:r>
+        <w:rPr>
+          <w:noProof/>
+        </w:rPr>
+        <w:drawing>
+          <wp:inline distT="0" distB="0" distL="0" distR="0" wp14:anchorId="0CF67227" wp14:editId="56C791E3">
+            <wp:extent cx="6480175" cy="2109470"/>
+            <wp:effectExtent l="0" t="0" r="0" b="5080"/>
+            <wp:docPr id="3" name="Рисунок 3"/>
+            <wp:cNvGraphicFramePr>
+              <a:graphicFrameLocks xmlns:a="http://schemas.openxmlformats.org/drawingml/2006/main" noChangeAspect="1"/>
+            </wp:cNvGraphicFramePr>
+            <a:graphic xmlns:a="http://schemas.openxmlformats.org/drawingml/2006/main">
+              <a:graphicData uri="http://schemas.openxmlformats.org/drawingml/2006/picture">
+                <pic:pic xmlns:pic="http://schemas.openxmlformats.org/drawingml/2006/picture">
+                  <pic:nvPicPr>
+                    <pic:cNvPr id="1" name=""/>
+                    <pic:cNvPicPr/>
+                  </pic:nvPicPr>
+                  <pic:blipFill>
+                    <a:blip r:embed="rId6"/>
+                    <a:stretch>
+                      <a:fillRect/>
+                    </a:stretch>
+                  </pic:blipFill>
+                  <pic:spPr>
+                    <a:xfrm>
+                      <a:off x="0" y="0"/>
+                      <a:ext cx="6480175" cy="2109470"/>
+                    </a:xfrm>
+                    <a:prstGeom prst="rect">
+                      <a:avLst/>
+                    </a:prstGeom>
+                  </pic:spPr>
+                </pic:pic>
+              </a:graphicData>
+            </a:graphic>
+          </wp:inline>
+        </w:drawing>
+      </w:r>
+    </w:p>
     <w:sectPr>
       <w:pgSz w:w="11906" w:h="16838"/>
       <w:pgMar w:top="1418" w:right="567" w:bottom="851" w:left="1134" w:header="709" w:footer="709" w:gutter="0"/>
@@ -7469,6 +7514,7 @@
     <w:lsdException w:name="HTML Sample" w:semiHidden="1" w:unhideWhenUsed="1"/>
     <w:lsdException w:name="HTML Typewriter" w:semiHidden="1" w:unhideWhenUsed="1"/>
     <w:lsdException w:name="HTML Variable" w:semiHidden="1" w:unhideWhenUsed="1"/>
+    <w:lsdException w:name="Normal Table" w:semiHidden="1" w:unhideWhenUsed="1"/>
     <w:lsdException w:name="annotation subject" w:semiHidden="1" w:unhideWhenUsed="1"/>
     <w:lsdException w:name="No List" w:semiHidden="1" w:unhideWhenUsed="1"/>
     <w:lsdException w:name="Outline List 1" w:semiHidden="1" w:unhideWhenUsed="1"/>
@@ -7515,8 +7561,10 @@
     <w:lsdException w:name="Table Subtle 2" w:semiHidden="1" w:unhideWhenUsed="1"/>
     <w:lsdException w:name="Table Web 1" w:semiHidden="1" w:unhideWhenUsed="1"/>
     <w:lsdException w:name="Table Web 2" w:semiHidden="1" w:unhideWhenUsed="1"/>
+    <w:lsdException w:name="Table Web 3" w:semiHidden="1" w:unhideWhenUsed="1"/>
     <w:lsdException w:name="Balloon Text" w:semiHidden="1" w:unhideWhenUsed="1"/>
     <w:lsdException w:name="Table Grid" w:uiPriority="39"/>
+    <w:lsdException w:name="Table Theme" w:semiHidden="1" w:unhideWhenUsed="1"/>
     <w:lsdException w:name="Placeholder Text" w:semiHidden="1"/>
     <w:lsdException w:name="No Spacing" w:uiPriority="1" w:qFormat="1"/>
     <w:lsdException w:name="Light Shading" w:uiPriority="60"/>
